--- a/docs/qms/evidence-2026/QMS_Word/procedures__SOP-01_Control_of_Documented_Information.docx
+++ b/docs/qms/evidence-2026/QMS_Word/procedures__SOP-01_Control_of_Documented_Information.docx
@@ -17,20 +17,20 @@
     </w:p>
     <w:tbl>
       <w:tblPr>
-        <w:tblW w:w="4622" w:type="dxa"/>
+        <w:tblW w:w="5000" w:type="pct"/>
         <w:jc w:val="left"/>
-        <w:tblInd w:w="0" w:type="dxa"/>
+        <w:tblInd w:w="-7" w:type="dxa"/>
         <w:tblLayout w:type="fixed"/>
         <w:tblCellMar>
-          <w:top w:w="28" w:type="dxa"/>
-          <w:left w:w="28" w:type="dxa"/>
-          <w:bottom w:w="28" w:type="dxa"/>
-          <w:right w:w="28" w:type="dxa"/>
+          <w:top w:w="60" w:type="dxa"/>
+          <w:left w:w="60" w:type="dxa"/>
+          <w:bottom w:w="60" w:type="dxa"/>
+          <w:right w:w="60" w:type="dxa"/>
         </w:tblCellMar>
       </w:tblPr>
       <w:tblGrid>
-        <w:gridCol w:w="1951"/>
-        <w:gridCol w:w="2671"/>
+        <w:gridCol w:w="2606"/>
+        <w:gridCol w:w="8732"/>
       </w:tblGrid>
       <w:tr>
         <w:trPr>
@@ -38,44 +38,60 @@
         </w:trPr>
         <w:tc>
           <w:tcPr>
-            <w:tcW w:w="1951" w:type="dxa"/>
-            <w:tcBorders/>
+            <w:tcW w:w="2606" w:type="dxa"/>
+            <w:tcBorders>
+              <w:top w:val="single" w:sz="6" w:space="0" w:color="BFC7D5"/>
+              <w:left w:val="single" w:sz="6" w:space="0" w:color="BFC7D5"/>
+              <w:bottom w:val="single" w:sz="2" w:space="0" w:color="BFC7D5"/>
+              <w:right w:val="single" w:sz="6" w:space="0" w:color="BFC7D5"/>
+            </w:tcBorders>
+            <w:shd w:fill="1F3A5F" w:val="clear"/>
             <w:vAlign w:val="center"/>
           </w:tcPr>
           <w:p>
             <w:pPr>
               <w:pStyle w:val="TableHeading"/>
-              <w:suppressLineNumbers/>
-              <w:shd w:fill="1F3A5F" w:val="clear"/>
-              <w:bidi w:val="0"/>
-              <w:spacing w:before="0" w:after="283"/>
-              <w:jc w:val="center"/>
-              <w:rPr/>
-            </w:pPr>
-            <w:r>
-              <w:rPr/>
+              <w:bidi w:val="0"/>
+              <w:spacing w:before="0" w:after="283"/>
+              <w:jc w:val="left"/>
+              <w:rPr>
+                <w:color w:val="FFFFFF"/>
+              </w:rPr>
+            </w:pPr>
+            <w:r>
+              <w:rPr>
+                <w:color w:val="FFFFFF"/>
+              </w:rPr>
               <w:t>Field</w:t>
             </w:r>
           </w:p>
         </w:tc>
         <w:tc>
           <w:tcPr>
-            <w:tcW w:w="2671" w:type="dxa"/>
-            <w:tcBorders/>
+            <w:tcW w:w="8732" w:type="dxa"/>
+            <w:tcBorders>
+              <w:top w:val="single" w:sz="6" w:space="0" w:color="BFC7D5"/>
+              <w:left w:val="single" w:sz="2" w:space="0" w:color="BFC7D5"/>
+              <w:bottom w:val="single" w:sz="2" w:space="0" w:color="BFC7D5"/>
+              <w:right w:val="single" w:sz="6" w:space="0" w:color="BFC7D5"/>
+            </w:tcBorders>
+            <w:shd w:fill="1F3A5F" w:val="clear"/>
             <w:vAlign w:val="center"/>
           </w:tcPr>
           <w:p>
             <w:pPr>
               <w:pStyle w:val="TableHeading"/>
-              <w:suppressLineNumbers/>
-              <w:shd w:fill="1F3A5F" w:val="clear"/>
-              <w:bidi w:val="0"/>
-              <w:spacing w:before="0" w:after="283"/>
-              <w:jc w:val="center"/>
-              <w:rPr/>
-            </w:pPr>
-            <w:r>
-              <w:rPr/>
+              <w:bidi w:val="0"/>
+              <w:spacing w:before="0" w:after="283"/>
+              <w:jc w:val="left"/>
+              <w:rPr>
+                <w:color w:val="FFFFFF"/>
+              </w:rPr>
+            </w:pPr>
+            <w:r>
+              <w:rPr>
+                <w:color w:val="FFFFFF"/>
+              </w:rPr>
               <w:t>Value</w:t>
             </w:r>
           </w:p>
@@ -85,8 +101,12 @@
         <w:trPr/>
         <w:tc>
           <w:tcPr>
-            <w:tcW w:w="1951" w:type="dxa"/>
-            <w:tcBorders/>
+            <w:tcW w:w="2606" w:type="dxa"/>
+            <w:tcBorders>
+              <w:left w:val="single" w:sz="6" w:space="0" w:color="BFC7D5"/>
+              <w:bottom w:val="single" w:sz="2" w:space="0" w:color="BFC7D5"/>
+              <w:right w:val="single" w:sz="6" w:space="0" w:color="BFC7D5"/>
+            </w:tcBorders>
             <w:vAlign w:val="center"/>
           </w:tcPr>
           <w:p>
@@ -105,8 +125,12 @@
         </w:tc>
         <w:tc>
           <w:tcPr>
-            <w:tcW w:w="2671" w:type="dxa"/>
-            <w:tcBorders/>
+            <w:tcW w:w="8732" w:type="dxa"/>
+            <w:tcBorders>
+              <w:left w:val="single" w:sz="2" w:space="0" w:color="BFC7D5"/>
+              <w:bottom w:val="single" w:sz="2" w:space="0" w:color="BFC7D5"/>
+              <w:right w:val="single" w:sz="6" w:space="0" w:color="BFC7D5"/>
+            </w:tcBorders>
             <w:vAlign w:val="center"/>
           </w:tcPr>
           <w:p>
@@ -128,8 +152,12 @@
         <w:trPr/>
         <w:tc>
           <w:tcPr>
-            <w:tcW w:w="1951" w:type="dxa"/>
-            <w:tcBorders/>
+            <w:tcW w:w="2606" w:type="dxa"/>
+            <w:tcBorders>
+              <w:left w:val="single" w:sz="6" w:space="0" w:color="BFC7D5"/>
+              <w:bottom w:val="single" w:sz="2" w:space="0" w:color="BFC7D5"/>
+              <w:right w:val="single" w:sz="6" w:space="0" w:color="BFC7D5"/>
+            </w:tcBorders>
             <w:vAlign w:val="center"/>
           </w:tcPr>
           <w:p>
@@ -148,8 +176,12 @@
         </w:tc>
         <w:tc>
           <w:tcPr>
-            <w:tcW w:w="2671" w:type="dxa"/>
-            <w:tcBorders/>
+            <w:tcW w:w="8732" w:type="dxa"/>
+            <w:tcBorders>
+              <w:left w:val="single" w:sz="2" w:space="0" w:color="BFC7D5"/>
+              <w:bottom w:val="single" w:sz="2" w:space="0" w:color="BFC7D5"/>
+              <w:right w:val="single" w:sz="6" w:space="0" w:color="BFC7D5"/>
+            </w:tcBorders>
             <w:vAlign w:val="center"/>
           </w:tcPr>
           <w:p>
@@ -171,8 +203,12 @@
         <w:trPr/>
         <w:tc>
           <w:tcPr>
-            <w:tcW w:w="1951" w:type="dxa"/>
-            <w:tcBorders/>
+            <w:tcW w:w="2606" w:type="dxa"/>
+            <w:tcBorders>
+              <w:left w:val="single" w:sz="6" w:space="0" w:color="BFC7D5"/>
+              <w:bottom w:val="single" w:sz="2" w:space="0" w:color="BFC7D5"/>
+              <w:right w:val="single" w:sz="6" w:space="0" w:color="BFC7D5"/>
+            </w:tcBorders>
             <w:vAlign w:val="center"/>
           </w:tcPr>
           <w:p>
@@ -191,8 +227,12 @@
         </w:tc>
         <w:tc>
           <w:tcPr>
-            <w:tcW w:w="2671" w:type="dxa"/>
-            <w:tcBorders/>
+            <w:tcW w:w="8732" w:type="dxa"/>
+            <w:tcBorders>
+              <w:left w:val="single" w:sz="2" w:space="0" w:color="BFC7D5"/>
+              <w:bottom w:val="single" w:sz="2" w:space="0" w:color="BFC7D5"/>
+              <w:right w:val="single" w:sz="6" w:space="0" w:color="BFC7D5"/>
+            </w:tcBorders>
             <w:vAlign w:val="center"/>
           </w:tcPr>
           <w:p>
@@ -207,7 +247,7 @@
               <w:rPr>
                 <w:rStyle w:val="Strong"/>
               </w:rPr>
-              <w:t>DRAFT — not yet approved</w:t>
+              <w:t>APPROVED</w:t>
             </w:r>
           </w:p>
         </w:tc>
@@ -216,8 +256,12 @@
         <w:trPr/>
         <w:tc>
           <w:tcPr>
-            <w:tcW w:w="1951" w:type="dxa"/>
-            <w:tcBorders/>
+            <w:tcW w:w="2606" w:type="dxa"/>
+            <w:tcBorders>
+              <w:left w:val="single" w:sz="6" w:space="0" w:color="BFC7D5"/>
+              <w:bottom w:val="single" w:sz="2" w:space="0" w:color="BFC7D5"/>
+              <w:right w:val="single" w:sz="6" w:space="0" w:color="BFC7D5"/>
+            </w:tcBorders>
             <w:vAlign w:val="center"/>
           </w:tcPr>
           <w:p>
@@ -236,21 +280,25 @@
         </w:tc>
         <w:tc>
           <w:tcPr>
-            <w:tcW w:w="2671" w:type="dxa"/>
-            <w:tcBorders/>
-            <w:vAlign w:val="center"/>
-          </w:tcPr>
-          <w:p>
-            <w:pPr>
-              <w:pStyle w:val="TableContents"/>
-              <w:bidi w:val="0"/>
-              <w:spacing w:before="0" w:after="283"/>
-              <w:jc w:val="left"/>
-              <w:rPr/>
-            </w:pPr>
-            <w:r>
-              <w:rPr/>
-              <w:t>Managing Director</w:t>
+            <w:tcW w:w="8732" w:type="dxa"/>
+            <w:tcBorders>
+              <w:left w:val="single" w:sz="2" w:space="0" w:color="BFC7D5"/>
+              <w:bottom w:val="single" w:sz="2" w:space="0" w:color="BFC7D5"/>
+              <w:right w:val="single" w:sz="6" w:space="0" w:color="BFC7D5"/>
+            </w:tcBorders>
+            <w:vAlign w:val="center"/>
+          </w:tcPr>
+          <w:p>
+            <w:pPr>
+              <w:pStyle w:val="TableContents"/>
+              <w:bidi w:val="0"/>
+              <w:spacing w:before="0" w:after="283"/>
+              <w:jc w:val="left"/>
+              <w:rPr/>
+            </w:pPr>
+            <w:r>
+              <w:rPr/>
+              <w:t>Managing Director (Anita Johan)</w:t>
             </w:r>
           </w:p>
         </w:tc>
@@ -259,8 +307,12 @@
         <w:trPr/>
         <w:tc>
           <w:tcPr>
-            <w:tcW w:w="1951" w:type="dxa"/>
-            <w:tcBorders/>
+            <w:tcW w:w="2606" w:type="dxa"/>
+            <w:tcBorders>
+              <w:left w:val="single" w:sz="6" w:space="0" w:color="BFC7D5"/>
+              <w:bottom w:val="single" w:sz="2" w:space="0" w:color="BFC7D5"/>
+              <w:right w:val="single" w:sz="6" w:space="0" w:color="BFC7D5"/>
+            </w:tcBorders>
             <w:vAlign w:val="center"/>
           </w:tcPr>
           <w:p>
@@ -279,8 +331,318 @@
         </w:tc>
         <w:tc>
           <w:tcPr>
-            <w:tcW w:w="2671" w:type="dxa"/>
-            <w:tcBorders/>
+            <w:tcW w:w="8732" w:type="dxa"/>
+            <w:tcBorders>
+              <w:left w:val="single" w:sz="2" w:space="0" w:color="BFC7D5"/>
+              <w:bottom w:val="single" w:sz="2" w:space="0" w:color="BFC7D5"/>
+              <w:right w:val="single" w:sz="6" w:space="0" w:color="BFC7D5"/>
+            </w:tcBorders>
+            <w:vAlign w:val="center"/>
+          </w:tcPr>
+          <w:p>
+            <w:pPr>
+              <w:pStyle w:val="TableContents"/>
+              <w:bidi w:val="0"/>
+              <w:spacing w:before="0" w:after="283"/>
+              <w:jc w:val="left"/>
+              <w:rPr/>
+            </w:pPr>
+            <w:r>
+              <w:rPr/>
+              <w:t>Anita Johan (Managing Director)</w:t>
+            </w:r>
+          </w:p>
+        </w:tc>
+      </w:tr>
+      <w:tr>
+        <w:trPr/>
+        <w:tc>
+          <w:tcPr>
+            <w:tcW w:w="2606" w:type="dxa"/>
+            <w:tcBorders>
+              <w:left w:val="single" w:sz="6" w:space="0" w:color="BFC7D5"/>
+              <w:bottom w:val="single" w:sz="2" w:space="0" w:color="BFC7D5"/>
+              <w:right w:val="single" w:sz="6" w:space="0" w:color="BFC7D5"/>
+            </w:tcBorders>
+            <w:vAlign w:val="center"/>
+          </w:tcPr>
+          <w:p>
+            <w:pPr>
+              <w:pStyle w:val="TableContents"/>
+              <w:bidi w:val="0"/>
+              <w:spacing w:before="0" w:after="283"/>
+              <w:jc w:val="left"/>
+              <w:rPr/>
+            </w:pPr>
+            <w:r>
+              <w:rPr/>
+              <w:t>Approval date</w:t>
+            </w:r>
+          </w:p>
+        </w:tc>
+        <w:tc>
+          <w:tcPr>
+            <w:tcW w:w="8732" w:type="dxa"/>
+            <w:tcBorders>
+              <w:left w:val="single" w:sz="2" w:space="0" w:color="BFC7D5"/>
+              <w:bottom w:val="single" w:sz="2" w:space="0" w:color="BFC7D5"/>
+              <w:right w:val="single" w:sz="6" w:space="0" w:color="BFC7D5"/>
+            </w:tcBorders>
+            <w:vAlign w:val="center"/>
+          </w:tcPr>
+          <w:p>
+            <w:pPr>
+              <w:pStyle w:val="TableContents"/>
+              <w:bidi w:val="0"/>
+              <w:spacing w:before="0" w:after="283"/>
+              <w:jc w:val="left"/>
+              <w:rPr/>
+            </w:pPr>
+            <w:r>
+              <w:rPr/>
+              <w:t>2026-10-07</w:t>
+            </w:r>
+          </w:p>
+        </w:tc>
+      </w:tr>
+      <w:tr>
+        <w:trPr/>
+        <w:tc>
+          <w:tcPr>
+            <w:tcW w:w="2606" w:type="dxa"/>
+            <w:tcBorders>
+              <w:left w:val="single" w:sz="6" w:space="0" w:color="BFC7D5"/>
+              <w:bottom w:val="single" w:sz="2" w:space="0" w:color="BFC7D5"/>
+              <w:right w:val="single" w:sz="6" w:space="0" w:color="BFC7D5"/>
+            </w:tcBorders>
+            <w:vAlign w:val="center"/>
+          </w:tcPr>
+          <w:p>
+            <w:pPr>
+              <w:pStyle w:val="TableContents"/>
+              <w:bidi w:val="0"/>
+              <w:spacing w:before="0" w:after="283"/>
+              <w:jc w:val="left"/>
+              <w:rPr/>
+            </w:pPr>
+            <w:r>
+              <w:rPr/>
+              <w:t>ISO 9001:2015 clauses</w:t>
+            </w:r>
+          </w:p>
+        </w:tc>
+        <w:tc>
+          <w:tcPr>
+            <w:tcW w:w="8732" w:type="dxa"/>
+            <w:tcBorders>
+              <w:left w:val="single" w:sz="2" w:space="0" w:color="BFC7D5"/>
+              <w:bottom w:val="single" w:sz="2" w:space="0" w:color="BFC7D5"/>
+              <w:right w:val="single" w:sz="6" w:space="0" w:color="BFC7D5"/>
+            </w:tcBorders>
+            <w:vAlign w:val="center"/>
+          </w:tcPr>
+          <w:p>
+            <w:pPr>
+              <w:pStyle w:val="TableContents"/>
+              <w:bidi w:val="0"/>
+              <w:spacing w:before="0" w:after="283"/>
+              <w:jc w:val="left"/>
+              <w:rPr/>
+            </w:pPr>
+            <w:r>
+              <w:rPr/>
+              <w:t>7.5.1, 7.5.2, 7.5.3</w:t>
+            </w:r>
+          </w:p>
+        </w:tc>
+      </w:tr>
+      <w:tr>
+        <w:trPr/>
+        <w:tc>
+          <w:tcPr>
+            <w:tcW w:w="2606" w:type="dxa"/>
+            <w:tcBorders>
+              <w:left w:val="single" w:sz="6" w:space="0" w:color="BFC7D5"/>
+              <w:bottom w:val="single" w:sz="2" w:space="0" w:color="BFC7D5"/>
+              <w:right w:val="single" w:sz="6" w:space="0" w:color="BFC7D5"/>
+            </w:tcBorders>
+            <w:vAlign w:val="center"/>
+          </w:tcPr>
+          <w:p>
+            <w:pPr>
+              <w:pStyle w:val="TableContents"/>
+              <w:bidi w:val="0"/>
+              <w:spacing w:before="0" w:after="283"/>
+              <w:jc w:val="left"/>
+              <w:rPr/>
+            </w:pPr>
+            <w:r>
+              <w:rPr/>
+              <w:t>Prepared by</w:t>
+            </w:r>
+          </w:p>
+        </w:tc>
+        <w:tc>
+          <w:tcPr>
+            <w:tcW w:w="8732" w:type="dxa"/>
+            <w:tcBorders>
+              <w:left w:val="single" w:sz="2" w:space="0" w:color="BFC7D5"/>
+              <w:bottom w:val="single" w:sz="2" w:space="0" w:color="BFC7D5"/>
+              <w:right w:val="single" w:sz="6" w:space="0" w:color="BFC7D5"/>
+            </w:tcBorders>
+            <w:vAlign w:val="center"/>
+          </w:tcPr>
+          <w:p>
+            <w:pPr>
+              <w:pStyle w:val="TableContents"/>
+              <w:bidi w:val="0"/>
+              <w:spacing w:before="0" w:after="283"/>
+              <w:jc w:val="left"/>
+              <w:rPr/>
+            </w:pPr>
+            <w:r>
+              <w:rPr/>
+              <w:t>Richard Watson Stephen Amudha (Lead Engineer) — 2026-10-07</w:t>
+            </w:r>
+          </w:p>
+        </w:tc>
+      </w:tr>
+      <w:tr>
+        <w:trPr/>
+        <w:tc>
+          <w:tcPr>
+            <w:tcW w:w="2606" w:type="dxa"/>
+            <w:tcBorders>
+              <w:left w:val="single" w:sz="6" w:space="0" w:color="BFC7D5"/>
+              <w:bottom w:val="single" w:sz="2" w:space="0" w:color="BFC7D5"/>
+              <w:right w:val="single" w:sz="6" w:space="0" w:color="BFC7D5"/>
+            </w:tcBorders>
+            <w:vAlign w:val="center"/>
+          </w:tcPr>
+          <w:p>
+            <w:pPr>
+              <w:pStyle w:val="TableContents"/>
+              <w:bidi w:val="0"/>
+              <w:spacing w:before="0" w:after="283"/>
+              <w:jc w:val="left"/>
+              <w:rPr/>
+            </w:pPr>
+            <w:r>
+              <w:rPr/>
+              <w:t>Reviewed by</w:t>
+            </w:r>
+          </w:p>
+        </w:tc>
+        <w:tc>
+          <w:tcPr>
+            <w:tcW w:w="8732" w:type="dxa"/>
+            <w:tcBorders>
+              <w:left w:val="single" w:sz="2" w:space="0" w:color="BFC7D5"/>
+              <w:bottom w:val="single" w:sz="2" w:space="0" w:color="BFC7D5"/>
+              <w:right w:val="single" w:sz="6" w:space="0" w:color="BFC7D5"/>
+            </w:tcBorders>
+            <w:vAlign w:val="center"/>
+          </w:tcPr>
+          <w:p>
+            <w:pPr>
+              <w:pStyle w:val="TableContents"/>
+              <w:bidi w:val="0"/>
+              <w:spacing w:before="0" w:after="283"/>
+              <w:jc w:val="left"/>
+              <w:rPr/>
+            </w:pPr>
+            <w:r>
+              <w:rPr/>
+              <w:t>Alexander Peter (EchoMind Project Lead) — 2026-10-07</w:t>
+            </w:r>
+          </w:p>
+        </w:tc>
+      </w:tr>
+      <w:tr>
+        <w:trPr/>
+        <w:tc>
+          <w:tcPr>
+            <w:tcW w:w="2606" w:type="dxa"/>
+            <w:tcBorders>
+              <w:left w:val="single" w:sz="6" w:space="0" w:color="BFC7D5"/>
+              <w:bottom w:val="single" w:sz="2" w:space="0" w:color="BFC7D5"/>
+              <w:right w:val="single" w:sz="6" w:space="0" w:color="BFC7D5"/>
+            </w:tcBorders>
+            <w:vAlign w:val="center"/>
+          </w:tcPr>
+          <w:p>
+            <w:pPr>
+              <w:pStyle w:val="TableContents"/>
+              <w:bidi w:val="0"/>
+              <w:spacing w:before="0" w:after="283"/>
+              <w:jc w:val="left"/>
+              <w:rPr/>
+            </w:pPr>
+            <w:r>
+              <w:rPr/>
+              <w:t>Quality assurance</w:t>
+            </w:r>
+          </w:p>
+        </w:tc>
+        <w:tc>
+          <w:tcPr>
+            <w:tcW w:w="8732" w:type="dxa"/>
+            <w:tcBorders>
+              <w:left w:val="single" w:sz="2" w:space="0" w:color="BFC7D5"/>
+              <w:bottom w:val="single" w:sz="2" w:space="0" w:color="BFC7D5"/>
+              <w:right w:val="single" w:sz="6" w:space="0" w:color="BFC7D5"/>
+            </w:tcBorders>
+            <w:vAlign w:val="center"/>
+          </w:tcPr>
+          <w:p>
+            <w:pPr>
+              <w:pStyle w:val="TableContents"/>
+              <w:bidi w:val="0"/>
+              <w:spacing w:before="0" w:after="283"/>
+              <w:jc w:val="left"/>
+              <w:rPr/>
+            </w:pPr>
+            <w:r>
+              <w:rPr/>
+              <w:t>Sheryl Nazareth (QA / MR) — 2026-10-07</w:t>
+            </w:r>
+          </w:p>
+        </w:tc>
+      </w:tr>
+      <w:tr>
+        <w:trPr/>
+        <w:tc>
+          <w:tcPr>
+            <w:tcW w:w="2606" w:type="dxa"/>
+            <w:tcBorders>
+              <w:left w:val="single" w:sz="6" w:space="0" w:color="BFC7D5"/>
+              <w:bottom w:val="single" w:sz="6" w:space="0" w:color="BFC7D5"/>
+              <w:right w:val="single" w:sz="6" w:space="0" w:color="BFC7D5"/>
+            </w:tcBorders>
+            <w:vAlign w:val="center"/>
+          </w:tcPr>
+          <w:p>
+            <w:pPr>
+              <w:pStyle w:val="TableContents"/>
+              <w:bidi w:val="0"/>
+              <w:spacing w:before="0" w:after="283"/>
+              <w:jc w:val="left"/>
+              <w:rPr/>
+            </w:pPr>
+            <w:r>
+              <w:rPr/>
+              <w:t>Approval record</w:t>
+            </w:r>
+          </w:p>
+        </w:tc>
+        <w:tc>
+          <w:tcPr>
+            <w:tcW w:w="8732" w:type="dxa"/>
+            <w:tcBorders>
+              <w:left w:val="single" w:sz="2" w:space="0" w:color="BFC7D5"/>
+              <w:bottom w:val="single" w:sz="6" w:space="0" w:color="BFC7D5"/>
+              <w:right w:val="single" w:sz="6" w:space="0" w:color="BFC7D5"/>
+            </w:tcBorders>
             <w:vAlign w:val="center"/>
           </w:tcPr>
           <w:p>
@@ -295,95 +657,7 @@
               <w:rPr>
                 <w:rStyle w:val="SourceText"/>
               </w:rPr>
-              <w:t>________________________</w:t>
-            </w:r>
-          </w:p>
-        </w:tc>
-      </w:tr>
-      <w:tr>
-        <w:trPr/>
-        <w:tc>
-          <w:tcPr>
-            <w:tcW w:w="1951" w:type="dxa"/>
-            <w:tcBorders/>
-            <w:vAlign w:val="center"/>
-          </w:tcPr>
-          <w:p>
-            <w:pPr>
-              <w:pStyle w:val="TableContents"/>
-              <w:bidi w:val="0"/>
-              <w:spacing w:before="0" w:after="283"/>
-              <w:jc w:val="left"/>
-              <w:rPr/>
-            </w:pPr>
-            <w:r>
-              <w:rPr/>
-              <w:t>Approval date</w:t>
-            </w:r>
-          </w:p>
-        </w:tc>
-        <w:tc>
-          <w:tcPr>
-            <w:tcW w:w="2671" w:type="dxa"/>
-            <w:tcBorders/>
-            <w:vAlign w:val="center"/>
-          </w:tcPr>
-          <w:p>
-            <w:pPr>
-              <w:pStyle w:val="TableContents"/>
-              <w:bidi w:val="0"/>
-              <w:spacing w:before="0" w:after="283"/>
-              <w:jc w:val="left"/>
-              <w:rPr/>
-            </w:pPr>
-            <w:r>
-              <w:rPr>
-                <w:rStyle w:val="SourceText"/>
-              </w:rPr>
-              <w:t>____ / ____ / ________</w:t>
-            </w:r>
-          </w:p>
-        </w:tc>
-      </w:tr>
-      <w:tr>
-        <w:trPr/>
-        <w:tc>
-          <w:tcPr>
-            <w:tcW w:w="1951" w:type="dxa"/>
-            <w:tcBorders/>
-            <w:vAlign w:val="center"/>
-          </w:tcPr>
-          <w:p>
-            <w:pPr>
-              <w:pStyle w:val="TableContents"/>
-              <w:bidi w:val="0"/>
-              <w:spacing w:before="0" w:after="283"/>
-              <w:jc w:val="left"/>
-              <w:rPr/>
-            </w:pPr>
-            <w:r>
-              <w:rPr/>
-              <w:t>ISO 9001:2015 clauses</w:t>
-            </w:r>
-          </w:p>
-        </w:tc>
-        <w:tc>
-          <w:tcPr>
-            <w:tcW w:w="2671" w:type="dxa"/>
-            <w:tcBorders/>
-            <w:vAlign w:val="center"/>
-          </w:tcPr>
-          <w:p>
-            <w:pPr>
-              <w:pStyle w:val="TableContents"/>
-              <w:bidi w:val="0"/>
-              <w:spacing w:before="0" w:after="283"/>
-              <w:jc w:val="left"/>
-              <w:rPr/>
-            </w:pPr>
-            <w:r>
-              <w:rPr/>
-              <w:t>7.5.1, 7.5.2, 7.5.3</w:t>
+              <w:t>records/approvals/2026-10-07_AR-2026-001_document_approval.md</w:t>
             </w:r>
           </w:p>
         </w:tc>
@@ -494,20 +768,20 @@
     </w:p>
     <w:tbl>
       <w:tblPr>
-        <w:tblW w:w="11339" w:type="dxa"/>
+        <w:tblW w:w="5000" w:type="pct"/>
         <w:jc w:val="left"/>
-        <w:tblInd w:w="0" w:type="dxa"/>
+        <w:tblInd w:w="-7" w:type="dxa"/>
         <w:tblLayout w:type="fixed"/>
         <w:tblCellMar>
-          <w:top w:w="28" w:type="dxa"/>
-          <w:left w:w="28" w:type="dxa"/>
-          <w:bottom w:w="28" w:type="dxa"/>
-          <w:right w:w="28" w:type="dxa"/>
+          <w:top w:w="60" w:type="dxa"/>
+          <w:left w:w="60" w:type="dxa"/>
+          <w:bottom w:w="60" w:type="dxa"/>
+          <w:right w:w="60" w:type="dxa"/>
         </w:tblCellMar>
       </w:tblPr>
       <w:tblGrid>
-        <w:gridCol w:w="3518"/>
-        <w:gridCol w:w="7821"/>
+        <w:gridCol w:w="3541"/>
+        <w:gridCol w:w="7798"/>
       </w:tblGrid>
       <w:tr>
         <w:trPr>
@@ -515,44 +789,60 @@
         </w:trPr>
         <w:tc>
           <w:tcPr>
-            <w:tcW w:w="3518" w:type="dxa"/>
-            <w:tcBorders/>
+            <w:tcW w:w="3541" w:type="dxa"/>
+            <w:tcBorders>
+              <w:top w:val="single" w:sz="6" w:space="0" w:color="BFC7D5"/>
+              <w:left w:val="single" w:sz="6" w:space="0" w:color="BFC7D5"/>
+              <w:bottom w:val="single" w:sz="2" w:space="0" w:color="BFC7D5"/>
+              <w:right w:val="single" w:sz="6" w:space="0" w:color="BFC7D5"/>
+            </w:tcBorders>
+            <w:shd w:fill="1F3A5F" w:val="clear"/>
             <w:vAlign w:val="center"/>
           </w:tcPr>
           <w:p>
             <w:pPr>
               <w:pStyle w:val="TableHeading"/>
-              <w:suppressLineNumbers/>
-              <w:shd w:fill="1F3A5F" w:val="clear"/>
-              <w:bidi w:val="0"/>
-              <w:spacing w:before="0" w:after="283"/>
-              <w:jc w:val="center"/>
-              <w:rPr/>
-            </w:pPr>
-            <w:r>
-              <w:rPr/>
+              <w:bidi w:val="0"/>
+              <w:spacing w:before="0" w:after="283"/>
+              <w:jc w:val="left"/>
+              <w:rPr>
+                <w:color w:val="FFFFFF"/>
+              </w:rPr>
+            </w:pPr>
+            <w:r>
+              <w:rPr>
+                <w:color w:val="FFFFFF"/>
+              </w:rPr>
               <w:t>ISO 9001:2015 7.5.3 requirement</w:t>
             </w:r>
           </w:p>
         </w:tc>
         <w:tc>
           <w:tcPr>
-            <w:tcW w:w="7821" w:type="dxa"/>
-            <w:tcBorders/>
+            <w:tcW w:w="7798" w:type="dxa"/>
+            <w:tcBorders>
+              <w:top w:val="single" w:sz="6" w:space="0" w:color="BFC7D5"/>
+              <w:left w:val="single" w:sz="2" w:space="0" w:color="BFC7D5"/>
+              <w:bottom w:val="single" w:sz="2" w:space="0" w:color="BFC7D5"/>
+              <w:right w:val="single" w:sz="6" w:space="0" w:color="BFC7D5"/>
+            </w:tcBorders>
+            <w:shd w:fill="1F3A5F" w:val="clear"/>
             <w:vAlign w:val="center"/>
           </w:tcPr>
           <w:p>
             <w:pPr>
               <w:pStyle w:val="TableHeading"/>
-              <w:suppressLineNumbers/>
-              <w:shd w:fill="1F3A5F" w:val="clear"/>
-              <w:bidi w:val="0"/>
-              <w:spacing w:before="0" w:after="283"/>
-              <w:jc w:val="center"/>
-              <w:rPr/>
-            </w:pPr>
-            <w:r>
-              <w:rPr/>
+              <w:bidi w:val="0"/>
+              <w:spacing w:before="0" w:after="283"/>
+              <w:jc w:val="left"/>
+              <w:rPr>
+                <w:color w:val="FFFFFF"/>
+              </w:rPr>
+            </w:pPr>
+            <w:r>
+              <w:rPr>
+                <w:color w:val="FFFFFF"/>
+              </w:rPr>
               <w:t>How Git satisfies it</w:t>
             </w:r>
           </w:p>
@@ -562,8 +852,12 @@
         <w:trPr/>
         <w:tc>
           <w:tcPr>
-            <w:tcW w:w="3518" w:type="dxa"/>
-            <w:tcBorders/>
+            <w:tcW w:w="3541" w:type="dxa"/>
+            <w:tcBorders>
+              <w:left w:val="single" w:sz="6" w:space="0" w:color="BFC7D5"/>
+              <w:bottom w:val="single" w:sz="2" w:space="0" w:color="BFC7D5"/>
+              <w:right w:val="single" w:sz="6" w:space="0" w:color="BFC7D5"/>
+            </w:tcBorders>
             <w:vAlign w:val="center"/>
           </w:tcPr>
           <w:p>
@@ -582,8 +876,12 @@
         </w:tc>
         <w:tc>
           <w:tcPr>
-            <w:tcW w:w="7821" w:type="dxa"/>
-            <w:tcBorders/>
+            <w:tcW w:w="7798" w:type="dxa"/>
+            <w:tcBorders>
+              <w:left w:val="single" w:sz="2" w:space="0" w:color="BFC7D5"/>
+              <w:bottom w:val="single" w:sz="2" w:space="0" w:color="BFC7D5"/>
+              <w:right w:val="single" w:sz="6" w:space="0" w:color="BFC7D5"/>
+            </w:tcBorders>
             <w:vAlign w:val="center"/>
           </w:tcPr>
           <w:p>
@@ -615,8 +913,12 @@
         <w:trPr/>
         <w:tc>
           <w:tcPr>
-            <w:tcW w:w="3518" w:type="dxa"/>
-            <w:tcBorders/>
+            <w:tcW w:w="3541" w:type="dxa"/>
+            <w:tcBorders>
+              <w:left w:val="single" w:sz="6" w:space="0" w:color="BFC7D5"/>
+              <w:bottom w:val="single" w:sz="2" w:space="0" w:color="BFC7D5"/>
+              <w:right w:val="single" w:sz="6" w:space="0" w:color="BFC7D5"/>
+            </w:tcBorders>
             <w:vAlign w:val="center"/>
           </w:tcPr>
           <w:p>
@@ -635,8 +937,12 @@
         </w:tc>
         <w:tc>
           <w:tcPr>
-            <w:tcW w:w="7821" w:type="dxa"/>
-            <w:tcBorders/>
+            <w:tcW w:w="7798" w:type="dxa"/>
+            <w:tcBorders>
+              <w:left w:val="single" w:sz="2" w:space="0" w:color="BFC7D5"/>
+              <w:bottom w:val="single" w:sz="2" w:space="0" w:color="BFC7D5"/>
+              <w:right w:val="single" w:sz="6" w:space="0" w:color="BFC7D5"/>
+            </w:tcBorders>
             <w:vAlign w:val="center"/>
           </w:tcPr>
           <w:p>
@@ -658,8 +964,12 @@
         <w:trPr/>
         <w:tc>
           <w:tcPr>
-            <w:tcW w:w="3518" w:type="dxa"/>
-            <w:tcBorders/>
+            <w:tcW w:w="3541" w:type="dxa"/>
+            <w:tcBorders>
+              <w:left w:val="single" w:sz="6" w:space="0" w:color="BFC7D5"/>
+              <w:bottom w:val="single" w:sz="2" w:space="0" w:color="BFC7D5"/>
+              <w:right w:val="single" w:sz="6" w:space="0" w:color="BFC7D5"/>
+            </w:tcBorders>
             <w:vAlign w:val="center"/>
           </w:tcPr>
           <w:p>
@@ -678,8 +988,12 @@
         </w:tc>
         <w:tc>
           <w:tcPr>
-            <w:tcW w:w="7821" w:type="dxa"/>
-            <w:tcBorders/>
+            <w:tcW w:w="7798" w:type="dxa"/>
+            <w:tcBorders>
+              <w:left w:val="single" w:sz="2" w:space="0" w:color="BFC7D5"/>
+              <w:bottom w:val="single" w:sz="2" w:space="0" w:color="BFC7D5"/>
+              <w:right w:val="single" w:sz="6" w:space="0" w:color="BFC7D5"/>
+            </w:tcBorders>
             <w:vAlign w:val="center"/>
           </w:tcPr>
           <w:p>
@@ -727,8 +1041,12 @@
         <w:trPr/>
         <w:tc>
           <w:tcPr>
-            <w:tcW w:w="3518" w:type="dxa"/>
-            <w:tcBorders/>
+            <w:tcW w:w="3541" w:type="dxa"/>
+            <w:tcBorders>
+              <w:left w:val="single" w:sz="6" w:space="0" w:color="BFC7D5"/>
+              <w:bottom w:val="single" w:sz="2" w:space="0" w:color="BFC7D5"/>
+              <w:right w:val="single" w:sz="6" w:space="0" w:color="BFC7D5"/>
+            </w:tcBorders>
             <w:vAlign w:val="center"/>
           </w:tcPr>
           <w:p>
@@ -747,8 +1065,12 @@
         </w:tc>
         <w:tc>
           <w:tcPr>
-            <w:tcW w:w="7821" w:type="dxa"/>
-            <w:tcBorders/>
+            <w:tcW w:w="7798" w:type="dxa"/>
+            <w:tcBorders>
+              <w:left w:val="single" w:sz="2" w:space="0" w:color="BFC7D5"/>
+              <w:bottom w:val="single" w:sz="2" w:space="0" w:color="BFC7D5"/>
+              <w:right w:val="single" w:sz="6" w:space="0" w:color="BFC7D5"/>
+            </w:tcBorders>
             <w:vAlign w:val="center"/>
           </w:tcPr>
           <w:p>
@@ -770,8 +1092,12 @@
         <w:trPr/>
         <w:tc>
           <w:tcPr>
-            <w:tcW w:w="3518" w:type="dxa"/>
-            <w:tcBorders/>
+            <w:tcW w:w="3541" w:type="dxa"/>
+            <w:tcBorders>
+              <w:left w:val="single" w:sz="6" w:space="0" w:color="BFC7D5"/>
+              <w:bottom w:val="single" w:sz="2" w:space="0" w:color="BFC7D5"/>
+              <w:right w:val="single" w:sz="6" w:space="0" w:color="BFC7D5"/>
+            </w:tcBorders>
             <w:vAlign w:val="center"/>
           </w:tcPr>
           <w:p>
@@ -790,8 +1116,12 @@
         </w:tc>
         <w:tc>
           <w:tcPr>
-            <w:tcW w:w="7821" w:type="dxa"/>
-            <w:tcBorders/>
+            <w:tcW w:w="7798" w:type="dxa"/>
+            <w:tcBorders>
+              <w:left w:val="single" w:sz="2" w:space="0" w:color="BFC7D5"/>
+              <w:bottom w:val="single" w:sz="2" w:space="0" w:color="BFC7D5"/>
+              <w:right w:val="single" w:sz="6" w:space="0" w:color="BFC7D5"/>
+            </w:tcBorders>
             <w:vAlign w:val="center"/>
           </w:tcPr>
           <w:p>
@@ -823,8 +1153,12 @@
         <w:trPr/>
         <w:tc>
           <w:tcPr>
-            <w:tcW w:w="3518" w:type="dxa"/>
-            <w:tcBorders/>
+            <w:tcW w:w="3541" w:type="dxa"/>
+            <w:tcBorders>
+              <w:left w:val="single" w:sz="6" w:space="0" w:color="BFC7D5"/>
+              <w:bottom w:val="single" w:sz="2" w:space="0" w:color="BFC7D5"/>
+              <w:right w:val="single" w:sz="6" w:space="0" w:color="BFC7D5"/>
+            </w:tcBorders>
             <w:vAlign w:val="center"/>
           </w:tcPr>
           <w:p>
@@ -843,8 +1177,12 @@
         </w:tc>
         <w:tc>
           <w:tcPr>
-            <w:tcW w:w="7821" w:type="dxa"/>
-            <w:tcBorders/>
+            <w:tcW w:w="7798" w:type="dxa"/>
+            <w:tcBorders>
+              <w:left w:val="single" w:sz="2" w:space="0" w:color="BFC7D5"/>
+              <w:bottom w:val="single" w:sz="2" w:space="0" w:color="BFC7D5"/>
+              <w:right w:val="single" w:sz="6" w:space="0" w:color="BFC7D5"/>
+            </w:tcBorders>
             <w:vAlign w:val="center"/>
           </w:tcPr>
           <w:p>
@@ -866,8 +1204,12 @@
         <w:trPr/>
         <w:tc>
           <w:tcPr>
-            <w:tcW w:w="3518" w:type="dxa"/>
-            <w:tcBorders/>
+            <w:tcW w:w="3541" w:type="dxa"/>
+            <w:tcBorders>
+              <w:left w:val="single" w:sz="6" w:space="0" w:color="BFC7D5"/>
+              <w:bottom w:val="single" w:sz="6" w:space="0" w:color="BFC7D5"/>
+              <w:right w:val="single" w:sz="6" w:space="0" w:color="BFC7D5"/>
+            </w:tcBorders>
             <w:vAlign w:val="center"/>
           </w:tcPr>
           <w:p>
@@ -886,8 +1228,12 @@
         </w:tc>
         <w:tc>
           <w:tcPr>
-            <w:tcW w:w="7821" w:type="dxa"/>
-            <w:tcBorders/>
+            <w:tcW w:w="7798" w:type="dxa"/>
+            <w:tcBorders>
+              <w:left w:val="single" w:sz="2" w:space="0" w:color="BFC7D5"/>
+              <w:bottom w:val="single" w:sz="6" w:space="0" w:color="BFC7D5"/>
+              <w:right w:val="single" w:sz="6" w:space="0" w:color="BFC7D5"/>
+            </w:tcBorders>
             <w:vAlign w:val="center"/>
           </w:tcPr>
           <w:p>
@@ -960,21 +1306,21 @@
     </w:p>
     <w:tbl>
       <w:tblPr>
-        <w:tblW w:w="4803" w:type="dxa"/>
+        <w:tblW w:w="5000" w:type="pct"/>
         <w:jc w:val="left"/>
-        <w:tblInd w:w="0" w:type="dxa"/>
+        <w:tblInd w:w="-7" w:type="dxa"/>
         <w:tblLayout w:type="fixed"/>
         <w:tblCellMar>
-          <w:top w:w="28" w:type="dxa"/>
-          <w:left w:w="28" w:type="dxa"/>
-          <w:bottom w:w="28" w:type="dxa"/>
-          <w:right w:w="28" w:type="dxa"/>
+          <w:top w:w="60" w:type="dxa"/>
+          <w:left w:w="60" w:type="dxa"/>
+          <w:bottom w:w="60" w:type="dxa"/>
+          <w:right w:w="60" w:type="dxa"/>
         </w:tblCellMar>
       </w:tblPr>
       <w:tblGrid>
-        <w:gridCol w:w="616"/>
-        <w:gridCol w:w="1906"/>
-        <w:gridCol w:w="2281"/>
+        <w:gridCol w:w="1511"/>
+        <w:gridCol w:w="4512"/>
+        <w:gridCol w:w="5315"/>
       </w:tblGrid>
       <w:tr>
         <w:trPr>
@@ -982,66 +1328,90 @@
         </w:trPr>
         <w:tc>
           <w:tcPr>
-            <w:tcW w:w="616" w:type="dxa"/>
-            <w:tcBorders/>
+            <w:tcW w:w="1511" w:type="dxa"/>
+            <w:tcBorders>
+              <w:top w:val="single" w:sz="6" w:space="0" w:color="BFC7D5"/>
+              <w:left w:val="single" w:sz="6" w:space="0" w:color="BFC7D5"/>
+              <w:bottom w:val="single" w:sz="2" w:space="0" w:color="BFC7D5"/>
+              <w:right w:val="single" w:sz="6" w:space="0" w:color="BFC7D5"/>
+            </w:tcBorders>
+            <w:shd w:fill="1F3A5F" w:val="clear"/>
             <w:vAlign w:val="center"/>
           </w:tcPr>
           <w:p>
             <w:pPr>
               <w:pStyle w:val="TableHeading"/>
-              <w:suppressLineNumbers/>
-              <w:shd w:fill="1F3A5F" w:val="clear"/>
-              <w:bidi w:val="0"/>
-              <w:spacing w:before="0" w:after="283"/>
-              <w:jc w:val="center"/>
-              <w:rPr/>
-            </w:pPr>
-            <w:r>
-              <w:rPr/>
+              <w:bidi w:val="0"/>
+              <w:spacing w:before="0" w:after="283"/>
+              <w:jc w:val="left"/>
+              <w:rPr>
+                <w:color w:val="FFFFFF"/>
+              </w:rPr>
+            </w:pPr>
+            <w:r>
+              <w:rPr>
+                <w:color w:val="FFFFFF"/>
+              </w:rPr>
               <w:t>Prefix</w:t>
             </w:r>
           </w:p>
         </w:tc>
         <w:tc>
           <w:tcPr>
-            <w:tcW w:w="1906" w:type="dxa"/>
-            <w:tcBorders/>
+            <w:tcW w:w="4512" w:type="dxa"/>
+            <w:tcBorders>
+              <w:top w:val="single" w:sz="6" w:space="0" w:color="BFC7D5"/>
+              <w:left w:val="single" w:sz="2" w:space="0" w:color="BFC7D5"/>
+              <w:bottom w:val="single" w:sz="2" w:space="0" w:color="BFC7D5"/>
+              <w:right w:val="single" w:sz="6" w:space="0" w:color="BFC7D5"/>
+            </w:tcBorders>
+            <w:shd w:fill="1F3A5F" w:val="clear"/>
             <w:vAlign w:val="center"/>
           </w:tcPr>
           <w:p>
             <w:pPr>
               <w:pStyle w:val="TableHeading"/>
-              <w:suppressLineNumbers/>
-              <w:shd w:fill="1F3A5F" w:val="clear"/>
-              <w:bidi w:val="0"/>
-              <w:spacing w:before="0" w:after="283"/>
-              <w:jc w:val="center"/>
-              <w:rPr/>
-            </w:pPr>
-            <w:r>
-              <w:rPr/>
+              <w:bidi w:val="0"/>
+              <w:spacing w:before="0" w:after="283"/>
+              <w:jc w:val="left"/>
+              <w:rPr>
+                <w:color w:val="FFFFFF"/>
+              </w:rPr>
+            </w:pPr>
+            <w:r>
+              <w:rPr>
+                <w:color w:val="FFFFFF"/>
+              </w:rPr>
               <w:t>Meaning</w:t>
             </w:r>
           </w:p>
         </w:tc>
         <w:tc>
           <w:tcPr>
-            <w:tcW w:w="2281" w:type="dxa"/>
-            <w:tcBorders/>
+            <w:tcW w:w="5315" w:type="dxa"/>
+            <w:tcBorders>
+              <w:top w:val="single" w:sz="6" w:space="0" w:color="BFC7D5"/>
+              <w:left w:val="single" w:sz="2" w:space="0" w:color="BFC7D5"/>
+              <w:bottom w:val="single" w:sz="2" w:space="0" w:color="BFC7D5"/>
+              <w:right w:val="single" w:sz="6" w:space="0" w:color="BFC7D5"/>
+            </w:tcBorders>
+            <w:shd w:fill="1F3A5F" w:val="clear"/>
             <w:vAlign w:val="center"/>
           </w:tcPr>
           <w:p>
             <w:pPr>
               <w:pStyle w:val="TableHeading"/>
-              <w:suppressLineNumbers/>
-              <w:shd w:fill="1F3A5F" w:val="clear"/>
-              <w:bidi w:val="0"/>
-              <w:spacing w:before="0" w:after="283"/>
-              <w:jc w:val="center"/>
-              <w:rPr/>
-            </w:pPr>
-            <w:r>
-              <w:rPr/>
+              <w:bidi w:val="0"/>
+              <w:spacing w:before="0" w:after="283"/>
+              <w:jc w:val="left"/>
+              <w:rPr>
+                <w:color w:val="FFFFFF"/>
+              </w:rPr>
+            </w:pPr>
+            <w:r>
+              <w:rPr>
+                <w:color w:val="FFFFFF"/>
+              </w:rPr>
               <w:t>Location</w:t>
             </w:r>
           </w:p>
@@ -1051,8 +1421,12 @@
         <w:trPr/>
         <w:tc>
           <w:tcPr>
-            <w:tcW w:w="616" w:type="dxa"/>
-            <w:tcBorders/>
+            <w:tcW w:w="1511" w:type="dxa"/>
+            <w:tcBorders>
+              <w:left w:val="single" w:sz="6" w:space="0" w:color="BFC7D5"/>
+              <w:bottom w:val="single" w:sz="2" w:space="0" w:color="BFC7D5"/>
+              <w:right w:val="single" w:sz="6" w:space="0" w:color="BFC7D5"/>
+            </w:tcBorders>
             <w:vAlign w:val="center"/>
           </w:tcPr>
           <w:p>
@@ -1073,8 +1447,12 @@
         </w:tc>
         <w:tc>
           <w:tcPr>
-            <w:tcW w:w="1906" w:type="dxa"/>
-            <w:tcBorders/>
+            <w:tcW w:w="4512" w:type="dxa"/>
+            <w:tcBorders>
+              <w:left w:val="single" w:sz="2" w:space="0" w:color="BFC7D5"/>
+              <w:bottom w:val="single" w:sz="2" w:space="0" w:color="BFC7D5"/>
+              <w:right w:val="single" w:sz="6" w:space="0" w:color="BFC7D5"/>
+            </w:tcBorders>
             <w:vAlign w:val="center"/>
           </w:tcPr>
           <w:p>
@@ -1093,8 +1471,12 @@
         </w:tc>
         <w:tc>
           <w:tcPr>
-            <w:tcW w:w="2281" w:type="dxa"/>
-            <w:tcBorders/>
+            <w:tcW w:w="5315" w:type="dxa"/>
+            <w:tcBorders>
+              <w:left w:val="single" w:sz="2" w:space="0" w:color="BFC7D5"/>
+              <w:bottom w:val="single" w:sz="2" w:space="0" w:color="BFC7D5"/>
+              <w:right w:val="single" w:sz="6" w:space="0" w:color="BFC7D5"/>
+            </w:tcBorders>
             <w:vAlign w:val="center"/>
           </w:tcPr>
           <w:p>
@@ -1118,8 +1500,12 @@
         <w:trPr/>
         <w:tc>
           <w:tcPr>
-            <w:tcW w:w="616" w:type="dxa"/>
-            <w:tcBorders/>
+            <w:tcW w:w="1511" w:type="dxa"/>
+            <w:tcBorders>
+              <w:left w:val="single" w:sz="6" w:space="0" w:color="BFC7D5"/>
+              <w:bottom w:val="single" w:sz="2" w:space="0" w:color="BFC7D5"/>
+              <w:right w:val="single" w:sz="6" w:space="0" w:color="BFC7D5"/>
+            </w:tcBorders>
             <w:vAlign w:val="center"/>
           </w:tcPr>
           <w:p>
@@ -1140,8 +1526,12 @@
         </w:tc>
         <w:tc>
           <w:tcPr>
-            <w:tcW w:w="1906" w:type="dxa"/>
-            <w:tcBorders/>
+            <w:tcW w:w="4512" w:type="dxa"/>
+            <w:tcBorders>
+              <w:left w:val="single" w:sz="2" w:space="0" w:color="BFC7D5"/>
+              <w:bottom w:val="single" w:sz="2" w:space="0" w:color="BFC7D5"/>
+              <w:right w:val="single" w:sz="6" w:space="0" w:color="BFC7D5"/>
+            </w:tcBorders>
             <w:vAlign w:val="center"/>
           </w:tcPr>
           <w:p>
@@ -1160,8 +1550,12 @@
         </w:tc>
         <w:tc>
           <w:tcPr>
-            <w:tcW w:w="2281" w:type="dxa"/>
-            <w:tcBorders/>
+            <w:tcW w:w="5315" w:type="dxa"/>
+            <w:tcBorders>
+              <w:left w:val="single" w:sz="2" w:space="0" w:color="BFC7D5"/>
+              <w:bottom w:val="single" w:sz="2" w:space="0" w:color="BFC7D5"/>
+              <w:right w:val="single" w:sz="6" w:space="0" w:color="BFC7D5"/>
+            </w:tcBorders>
             <w:vAlign w:val="center"/>
           </w:tcPr>
           <w:p>
@@ -1185,8 +1579,12 @@
         <w:trPr/>
         <w:tc>
           <w:tcPr>
-            <w:tcW w:w="616" w:type="dxa"/>
-            <w:tcBorders/>
+            <w:tcW w:w="1511" w:type="dxa"/>
+            <w:tcBorders>
+              <w:left w:val="single" w:sz="6" w:space="0" w:color="BFC7D5"/>
+              <w:bottom w:val="single" w:sz="2" w:space="0" w:color="BFC7D5"/>
+              <w:right w:val="single" w:sz="6" w:space="0" w:color="BFC7D5"/>
+            </w:tcBorders>
             <w:vAlign w:val="center"/>
           </w:tcPr>
           <w:p>
@@ -1207,8 +1605,12 @@
         </w:tc>
         <w:tc>
           <w:tcPr>
-            <w:tcW w:w="1906" w:type="dxa"/>
-            <w:tcBorders/>
+            <w:tcW w:w="4512" w:type="dxa"/>
+            <w:tcBorders>
+              <w:left w:val="single" w:sz="2" w:space="0" w:color="BFC7D5"/>
+              <w:bottom w:val="single" w:sz="2" w:space="0" w:color="BFC7D5"/>
+              <w:right w:val="single" w:sz="6" w:space="0" w:color="BFC7D5"/>
+            </w:tcBorders>
             <w:vAlign w:val="center"/>
           </w:tcPr>
           <w:p>
@@ -1227,8 +1629,12 @@
         </w:tc>
         <w:tc>
           <w:tcPr>
-            <w:tcW w:w="2281" w:type="dxa"/>
-            <w:tcBorders/>
+            <w:tcW w:w="5315" w:type="dxa"/>
+            <w:tcBorders>
+              <w:left w:val="single" w:sz="2" w:space="0" w:color="BFC7D5"/>
+              <w:bottom w:val="single" w:sz="2" w:space="0" w:color="BFC7D5"/>
+              <w:right w:val="single" w:sz="6" w:space="0" w:color="BFC7D5"/>
+            </w:tcBorders>
             <w:vAlign w:val="center"/>
           </w:tcPr>
           <w:p>
@@ -1252,8 +1658,12 @@
         <w:trPr/>
         <w:tc>
           <w:tcPr>
-            <w:tcW w:w="616" w:type="dxa"/>
-            <w:tcBorders/>
+            <w:tcW w:w="1511" w:type="dxa"/>
+            <w:tcBorders>
+              <w:left w:val="single" w:sz="6" w:space="0" w:color="BFC7D5"/>
+              <w:bottom w:val="single" w:sz="2" w:space="0" w:color="BFC7D5"/>
+              <w:right w:val="single" w:sz="6" w:space="0" w:color="BFC7D5"/>
+            </w:tcBorders>
             <w:vAlign w:val="center"/>
           </w:tcPr>
           <w:p>
@@ -1274,8 +1684,12 @@
         </w:tc>
         <w:tc>
           <w:tcPr>
-            <w:tcW w:w="1906" w:type="dxa"/>
-            <w:tcBorders/>
+            <w:tcW w:w="4512" w:type="dxa"/>
+            <w:tcBorders>
+              <w:left w:val="single" w:sz="2" w:space="0" w:color="BFC7D5"/>
+              <w:bottom w:val="single" w:sz="2" w:space="0" w:color="BFC7D5"/>
+              <w:right w:val="single" w:sz="6" w:space="0" w:color="BFC7D5"/>
+            </w:tcBorders>
             <w:vAlign w:val="center"/>
           </w:tcPr>
           <w:p>
@@ -1294,8 +1708,12 @@
         </w:tc>
         <w:tc>
           <w:tcPr>
-            <w:tcW w:w="2281" w:type="dxa"/>
-            <w:tcBorders/>
+            <w:tcW w:w="5315" w:type="dxa"/>
+            <w:tcBorders>
+              <w:left w:val="single" w:sz="2" w:space="0" w:color="BFC7D5"/>
+              <w:bottom w:val="single" w:sz="2" w:space="0" w:color="BFC7D5"/>
+              <w:right w:val="single" w:sz="6" w:space="0" w:color="BFC7D5"/>
+            </w:tcBorders>
             <w:vAlign w:val="center"/>
           </w:tcPr>
           <w:p>
@@ -1319,8 +1737,12 @@
         <w:trPr/>
         <w:tc>
           <w:tcPr>
-            <w:tcW w:w="616" w:type="dxa"/>
-            <w:tcBorders/>
+            <w:tcW w:w="1511" w:type="dxa"/>
+            <w:tcBorders>
+              <w:left w:val="single" w:sz="6" w:space="0" w:color="BFC7D5"/>
+              <w:bottom w:val="single" w:sz="2" w:space="0" w:color="BFC7D5"/>
+              <w:right w:val="single" w:sz="6" w:space="0" w:color="BFC7D5"/>
+            </w:tcBorders>
             <w:vAlign w:val="center"/>
           </w:tcPr>
           <w:p>
@@ -1341,8 +1763,12 @@
         </w:tc>
         <w:tc>
           <w:tcPr>
-            <w:tcW w:w="1906" w:type="dxa"/>
-            <w:tcBorders/>
+            <w:tcW w:w="4512" w:type="dxa"/>
+            <w:tcBorders>
+              <w:left w:val="single" w:sz="2" w:space="0" w:color="BFC7D5"/>
+              <w:bottom w:val="single" w:sz="2" w:space="0" w:color="BFC7D5"/>
+              <w:right w:val="single" w:sz="6" w:space="0" w:color="BFC7D5"/>
+            </w:tcBorders>
             <w:vAlign w:val="center"/>
           </w:tcPr>
           <w:p>
@@ -1361,8 +1787,12 @@
         </w:tc>
         <w:tc>
           <w:tcPr>
-            <w:tcW w:w="2281" w:type="dxa"/>
-            <w:tcBorders/>
+            <w:tcW w:w="5315" w:type="dxa"/>
+            <w:tcBorders>
+              <w:left w:val="single" w:sz="2" w:space="0" w:color="BFC7D5"/>
+              <w:bottom w:val="single" w:sz="2" w:space="0" w:color="BFC7D5"/>
+              <w:right w:val="single" w:sz="6" w:space="0" w:color="BFC7D5"/>
+            </w:tcBorders>
             <w:vAlign w:val="center"/>
           </w:tcPr>
           <w:p>
@@ -1386,8 +1816,12 @@
         <w:trPr/>
         <w:tc>
           <w:tcPr>
-            <w:tcW w:w="616" w:type="dxa"/>
-            <w:tcBorders/>
+            <w:tcW w:w="1511" w:type="dxa"/>
+            <w:tcBorders>
+              <w:left w:val="single" w:sz="6" w:space="0" w:color="BFC7D5"/>
+              <w:bottom w:val="single" w:sz="6" w:space="0" w:color="BFC7D5"/>
+              <w:right w:val="single" w:sz="6" w:space="0" w:color="BFC7D5"/>
+            </w:tcBorders>
             <w:vAlign w:val="center"/>
           </w:tcPr>
           <w:p>
@@ -1408,8 +1842,12 @@
         </w:tc>
         <w:tc>
           <w:tcPr>
-            <w:tcW w:w="1906" w:type="dxa"/>
-            <w:tcBorders/>
+            <w:tcW w:w="4512" w:type="dxa"/>
+            <w:tcBorders>
+              <w:left w:val="single" w:sz="2" w:space="0" w:color="BFC7D5"/>
+              <w:bottom w:val="single" w:sz="6" w:space="0" w:color="BFC7D5"/>
+              <w:right w:val="single" w:sz="6" w:space="0" w:color="BFC7D5"/>
+            </w:tcBorders>
             <w:vAlign w:val="center"/>
           </w:tcPr>
           <w:p>
@@ -1428,8 +1866,12 @@
         </w:tc>
         <w:tc>
           <w:tcPr>
-            <w:tcW w:w="2281" w:type="dxa"/>
-            <w:tcBorders/>
+            <w:tcW w:w="5315" w:type="dxa"/>
+            <w:tcBorders>
+              <w:left w:val="single" w:sz="2" w:space="0" w:color="BFC7D5"/>
+              <w:bottom w:val="single" w:sz="6" w:space="0" w:color="BFC7D5"/>
+              <w:right w:val="single" w:sz="6" w:space="0" w:color="BFC7D5"/>
+            </w:tcBorders>
             <w:vAlign w:val="center"/>
           </w:tcPr>
           <w:p>
@@ -1532,20 +1974,20 @@
     </w:p>
     <w:tbl>
       <w:tblPr>
-        <w:tblW w:w="9227" w:type="dxa"/>
+        <w:tblW w:w="5000" w:type="pct"/>
         <w:jc w:val="left"/>
-        <w:tblInd w:w="0" w:type="dxa"/>
+        <w:tblInd w:w="-7" w:type="dxa"/>
         <w:tblLayout w:type="fixed"/>
         <w:tblCellMar>
-          <w:top w:w="28" w:type="dxa"/>
-          <w:left w:w="28" w:type="dxa"/>
-          <w:bottom w:w="28" w:type="dxa"/>
-          <w:right w:w="28" w:type="dxa"/>
+          <w:top w:w="60" w:type="dxa"/>
+          <w:left w:w="60" w:type="dxa"/>
+          <w:bottom w:w="60" w:type="dxa"/>
+          <w:right w:w="60" w:type="dxa"/>
         </w:tblCellMar>
       </w:tblPr>
       <w:tblGrid>
-        <w:gridCol w:w="2686"/>
-        <w:gridCol w:w="6541"/>
+        <w:gridCol w:w="3328"/>
+        <w:gridCol w:w="8010"/>
       </w:tblGrid>
       <w:tr>
         <w:trPr>
@@ -1553,44 +1995,60 @@
         </w:trPr>
         <w:tc>
           <w:tcPr>
-            <w:tcW w:w="2686" w:type="dxa"/>
-            <w:tcBorders/>
+            <w:tcW w:w="3328" w:type="dxa"/>
+            <w:tcBorders>
+              <w:top w:val="single" w:sz="6" w:space="0" w:color="BFC7D5"/>
+              <w:left w:val="single" w:sz="6" w:space="0" w:color="BFC7D5"/>
+              <w:bottom w:val="single" w:sz="2" w:space="0" w:color="BFC7D5"/>
+              <w:right w:val="single" w:sz="6" w:space="0" w:color="BFC7D5"/>
+            </w:tcBorders>
+            <w:shd w:fill="1F3A5F" w:val="clear"/>
             <w:vAlign w:val="center"/>
           </w:tcPr>
           <w:p>
             <w:pPr>
               <w:pStyle w:val="TableHeading"/>
-              <w:suppressLineNumbers/>
-              <w:shd w:fill="1F3A5F" w:val="clear"/>
-              <w:bidi w:val="0"/>
-              <w:spacing w:before="0" w:after="283"/>
-              <w:jc w:val="center"/>
-              <w:rPr/>
-            </w:pPr>
-            <w:r>
-              <w:rPr/>
+              <w:bidi w:val="0"/>
+              <w:spacing w:before="0" w:after="283"/>
+              <w:jc w:val="left"/>
+              <w:rPr>
+                <w:color w:val="FFFFFF"/>
+              </w:rPr>
+            </w:pPr>
+            <w:r>
+              <w:rPr>
+                <w:color w:val="FFFFFF"/>
+              </w:rPr>
               <w:t>Status</w:t>
             </w:r>
           </w:p>
         </w:tc>
         <w:tc>
           <w:tcPr>
-            <w:tcW w:w="6541" w:type="dxa"/>
-            <w:tcBorders/>
+            <w:tcW w:w="8010" w:type="dxa"/>
+            <w:tcBorders>
+              <w:top w:val="single" w:sz="6" w:space="0" w:color="BFC7D5"/>
+              <w:left w:val="single" w:sz="2" w:space="0" w:color="BFC7D5"/>
+              <w:bottom w:val="single" w:sz="2" w:space="0" w:color="BFC7D5"/>
+              <w:right w:val="single" w:sz="6" w:space="0" w:color="BFC7D5"/>
+            </w:tcBorders>
+            <w:shd w:fill="1F3A5F" w:val="clear"/>
             <w:vAlign w:val="center"/>
           </w:tcPr>
           <w:p>
             <w:pPr>
               <w:pStyle w:val="TableHeading"/>
-              <w:suppressLineNumbers/>
-              <w:shd w:fill="1F3A5F" w:val="clear"/>
-              <w:bidi w:val="0"/>
-              <w:spacing w:before="0" w:after="283"/>
-              <w:jc w:val="center"/>
-              <w:rPr/>
-            </w:pPr>
-            <w:r>
-              <w:rPr/>
+              <w:bidi w:val="0"/>
+              <w:spacing w:before="0" w:after="283"/>
+              <w:jc w:val="left"/>
+              <w:rPr>
+                <w:color w:val="FFFFFF"/>
+              </w:rPr>
+            </w:pPr>
+            <w:r>
+              <w:rPr>
+                <w:color w:val="FFFFFF"/>
+              </w:rPr>
               <w:t>Meaning</w:t>
             </w:r>
           </w:p>
@@ -1600,8 +2058,12 @@
         <w:trPr/>
         <w:tc>
           <w:tcPr>
-            <w:tcW w:w="2686" w:type="dxa"/>
-            <w:tcBorders/>
+            <w:tcW w:w="3328" w:type="dxa"/>
+            <w:tcBorders>
+              <w:left w:val="single" w:sz="6" w:space="0" w:color="BFC7D5"/>
+              <w:bottom w:val="single" w:sz="2" w:space="0" w:color="BFC7D5"/>
+              <w:right w:val="single" w:sz="6" w:space="0" w:color="BFC7D5"/>
+            </w:tcBorders>
             <w:vAlign w:val="center"/>
           </w:tcPr>
           <w:p>
@@ -1622,8 +2084,12 @@
         </w:tc>
         <w:tc>
           <w:tcPr>
-            <w:tcW w:w="6541" w:type="dxa"/>
-            <w:tcBorders/>
+            <w:tcW w:w="8010" w:type="dxa"/>
+            <w:tcBorders>
+              <w:left w:val="single" w:sz="2" w:space="0" w:color="BFC7D5"/>
+              <w:bottom w:val="single" w:sz="2" w:space="0" w:color="BFC7D5"/>
+              <w:right w:val="single" w:sz="6" w:space="0" w:color="BFC7D5"/>
+            </w:tcBorders>
             <w:vAlign w:val="center"/>
           </w:tcPr>
           <w:p>
@@ -1645,8 +2111,12 @@
         <w:trPr/>
         <w:tc>
           <w:tcPr>
-            <w:tcW w:w="2686" w:type="dxa"/>
-            <w:tcBorders/>
+            <w:tcW w:w="3328" w:type="dxa"/>
+            <w:tcBorders>
+              <w:left w:val="single" w:sz="6" w:space="0" w:color="BFC7D5"/>
+              <w:bottom w:val="single" w:sz="2" w:space="0" w:color="BFC7D5"/>
+              <w:right w:val="single" w:sz="6" w:space="0" w:color="BFC7D5"/>
+            </w:tcBorders>
             <w:vAlign w:val="center"/>
           </w:tcPr>
           <w:p>
@@ -1667,8 +2137,12 @@
         </w:tc>
         <w:tc>
           <w:tcPr>
-            <w:tcW w:w="6541" w:type="dxa"/>
-            <w:tcBorders/>
+            <w:tcW w:w="8010" w:type="dxa"/>
+            <w:tcBorders>
+              <w:left w:val="single" w:sz="2" w:space="0" w:color="BFC7D5"/>
+              <w:bottom w:val="single" w:sz="2" w:space="0" w:color="BFC7D5"/>
+              <w:right w:val="single" w:sz="6" w:space="0" w:color="BFC7D5"/>
+            </w:tcBorders>
             <w:vAlign w:val="center"/>
           </w:tcPr>
           <w:p>
@@ -1690,8 +2164,12 @@
         <w:trPr/>
         <w:tc>
           <w:tcPr>
-            <w:tcW w:w="2686" w:type="dxa"/>
-            <w:tcBorders/>
+            <w:tcW w:w="3328" w:type="dxa"/>
+            <w:tcBorders>
+              <w:left w:val="single" w:sz="6" w:space="0" w:color="BFC7D5"/>
+              <w:bottom w:val="single" w:sz="2" w:space="0" w:color="BFC7D5"/>
+              <w:right w:val="single" w:sz="6" w:space="0" w:color="BFC7D5"/>
+            </w:tcBorders>
             <w:vAlign w:val="center"/>
           </w:tcPr>
           <w:p>
@@ -1712,8 +2190,12 @@
         </w:tc>
         <w:tc>
           <w:tcPr>
-            <w:tcW w:w="6541" w:type="dxa"/>
-            <w:tcBorders/>
+            <w:tcW w:w="8010" w:type="dxa"/>
+            <w:tcBorders>
+              <w:left w:val="single" w:sz="2" w:space="0" w:color="BFC7D5"/>
+              <w:bottom w:val="single" w:sz="2" w:space="0" w:color="BFC7D5"/>
+              <w:right w:val="single" w:sz="6" w:space="0" w:color="BFC7D5"/>
+            </w:tcBorders>
             <w:vAlign w:val="center"/>
           </w:tcPr>
           <w:p>
@@ -1735,8 +2217,12 @@
         <w:trPr/>
         <w:tc>
           <w:tcPr>
-            <w:tcW w:w="2686" w:type="dxa"/>
-            <w:tcBorders/>
+            <w:tcW w:w="3328" w:type="dxa"/>
+            <w:tcBorders>
+              <w:left w:val="single" w:sz="6" w:space="0" w:color="BFC7D5"/>
+              <w:bottom w:val="single" w:sz="6" w:space="0" w:color="BFC7D5"/>
+              <w:right w:val="single" w:sz="6" w:space="0" w:color="BFC7D5"/>
+            </w:tcBorders>
             <w:vAlign w:val="center"/>
           </w:tcPr>
           <w:p>
@@ -1757,8 +2243,12 @@
         </w:tc>
         <w:tc>
           <w:tcPr>
-            <w:tcW w:w="6541" w:type="dxa"/>
-            <w:tcBorders/>
+            <w:tcW w:w="8010" w:type="dxa"/>
+            <w:tcBorders>
+              <w:left w:val="single" w:sz="2" w:space="0" w:color="BFC7D5"/>
+              <w:bottom w:val="single" w:sz="6" w:space="0" w:color="BFC7D5"/>
+              <w:right w:val="single" w:sz="6" w:space="0" w:color="BFC7D5"/>
+            </w:tcBorders>
             <w:vAlign w:val="center"/>
           </w:tcPr>
           <w:p>
@@ -1786,7 +2276,7 @@
       </w:pPr>
       <w:r>
         <w:rPr/>
-        <w:t xml:space="preserve">Every document in this initial set is </w:t>
+        <w:t xml:space="preserve">The initial set was </w:t>
       </w:r>
       <w:r>
         <w:rPr>
@@ -1796,13 +2286,13 @@
       </w:r>
       <w:r>
         <w:rPr/>
-        <w:t xml:space="preserve">. That is deliberate and accurate: the QMS has been authored but not yet adopted. See </w:t>
+        <w:t xml:space="preserve"> from 2026-09-21 until 2026-10-07, when it was approved by Anita Johan (Managing Director) — approval record </w:t>
       </w:r>
       <w:r>
         <w:rPr>
           <w:rStyle w:val="SourceText"/>
         </w:rPr>
-        <w:t>ADOPTION_GUIDE.md</w:t>
+        <w:t>records/approvals/2026-10-07_AR-2026-001_document_approval.md</w:t>
       </w:r>
       <w:r>
         <w:rPr/>
@@ -2046,21 +2536,21 @@
     </w:p>
     <w:tbl>
       <w:tblPr>
-        <w:tblW w:w="11339" w:type="dxa"/>
+        <w:tblW w:w="5000" w:type="pct"/>
         <w:jc w:val="left"/>
-        <w:tblInd w:w="0" w:type="dxa"/>
+        <w:tblInd w:w="-7" w:type="dxa"/>
         <w:tblLayout w:type="fixed"/>
         <w:tblCellMar>
-          <w:top w:w="28" w:type="dxa"/>
-          <w:left w:w="28" w:type="dxa"/>
-          <w:bottom w:w="28" w:type="dxa"/>
-          <w:right w:w="28" w:type="dxa"/>
+          <w:top w:w="60" w:type="dxa"/>
+          <w:left w:w="60" w:type="dxa"/>
+          <w:bottom w:w="60" w:type="dxa"/>
+          <w:right w:w="60" w:type="dxa"/>
         </w:tblCellMar>
       </w:tblPr>
       <w:tblGrid>
-        <w:gridCol w:w="5334"/>
-        <w:gridCol w:w="3107"/>
-        <w:gridCol w:w="2898"/>
+        <w:gridCol w:w="5328"/>
+        <w:gridCol w:w="3123"/>
+        <w:gridCol w:w="2888"/>
       </w:tblGrid>
       <w:tr>
         <w:trPr>
@@ -2068,66 +2558,90 @@
         </w:trPr>
         <w:tc>
           <w:tcPr>
-            <w:tcW w:w="5334" w:type="dxa"/>
-            <w:tcBorders/>
+            <w:tcW w:w="5328" w:type="dxa"/>
+            <w:tcBorders>
+              <w:top w:val="single" w:sz="6" w:space="0" w:color="BFC7D5"/>
+              <w:left w:val="single" w:sz="6" w:space="0" w:color="BFC7D5"/>
+              <w:bottom w:val="single" w:sz="2" w:space="0" w:color="BFC7D5"/>
+              <w:right w:val="single" w:sz="6" w:space="0" w:color="BFC7D5"/>
+            </w:tcBorders>
+            <w:shd w:fill="1F3A5F" w:val="clear"/>
             <w:vAlign w:val="center"/>
           </w:tcPr>
           <w:p>
             <w:pPr>
               <w:pStyle w:val="TableHeading"/>
-              <w:suppressLineNumbers/>
-              <w:shd w:fill="1F3A5F" w:val="clear"/>
-              <w:bidi w:val="0"/>
-              <w:spacing w:before="0" w:after="283"/>
-              <w:jc w:val="center"/>
-              <w:rPr/>
-            </w:pPr>
-            <w:r>
-              <w:rPr/>
+              <w:bidi w:val="0"/>
+              <w:spacing w:before="0" w:after="283"/>
+              <w:jc w:val="left"/>
+              <w:rPr>
+                <w:color w:val="FFFFFF"/>
+              </w:rPr>
+            </w:pPr>
+            <w:r>
+              <w:rPr>
+                <w:color w:val="FFFFFF"/>
+              </w:rPr>
               <w:t>Record type</w:t>
             </w:r>
           </w:p>
         </w:tc>
         <w:tc>
           <w:tcPr>
-            <w:tcW w:w="3107" w:type="dxa"/>
-            <w:tcBorders/>
+            <w:tcW w:w="3123" w:type="dxa"/>
+            <w:tcBorders>
+              <w:top w:val="single" w:sz="6" w:space="0" w:color="BFC7D5"/>
+              <w:left w:val="single" w:sz="2" w:space="0" w:color="BFC7D5"/>
+              <w:bottom w:val="single" w:sz="2" w:space="0" w:color="BFC7D5"/>
+              <w:right w:val="single" w:sz="6" w:space="0" w:color="BFC7D5"/>
+            </w:tcBorders>
+            <w:shd w:fill="1F3A5F" w:val="clear"/>
             <w:vAlign w:val="center"/>
           </w:tcPr>
           <w:p>
             <w:pPr>
               <w:pStyle w:val="TableHeading"/>
-              <w:suppressLineNumbers/>
-              <w:shd w:fill="1F3A5F" w:val="clear"/>
-              <w:bidi w:val="0"/>
-              <w:spacing w:before="0" w:after="283"/>
-              <w:jc w:val="center"/>
-              <w:rPr/>
-            </w:pPr>
-            <w:r>
-              <w:rPr/>
+              <w:bidi w:val="0"/>
+              <w:spacing w:before="0" w:after="283"/>
+              <w:jc w:val="left"/>
+              <w:rPr>
+                <w:color w:val="FFFFFF"/>
+              </w:rPr>
+            </w:pPr>
+            <w:r>
+              <w:rPr>
+                <w:color w:val="FFFFFF"/>
+              </w:rPr>
               <w:t>Minimum retention</w:t>
             </w:r>
           </w:p>
         </w:tc>
         <w:tc>
           <w:tcPr>
-            <w:tcW w:w="2898" w:type="dxa"/>
-            <w:tcBorders/>
+            <w:tcW w:w="2888" w:type="dxa"/>
+            <w:tcBorders>
+              <w:top w:val="single" w:sz="6" w:space="0" w:color="BFC7D5"/>
+              <w:left w:val="single" w:sz="2" w:space="0" w:color="BFC7D5"/>
+              <w:bottom w:val="single" w:sz="2" w:space="0" w:color="BFC7D5"/>
+              <w:right w:val="single" w:sz="6" w:space="0" w:color="BFC7D5"/>
+            </w:tcBorders>
+            <w:shd w:fill="1F3A5F" w:val="clear"/>
             <w:vAlign w:val="center"/>
           </w:tcPr>
           <w:p>
             <w:pPr>
               <w:pStyle w:val="TableHeading"/>
-              <w:suppressLineNumbers/>
-              <w:shd w:fill="1F3A5F" w:val="clear"/>
-              <w:bidi w:val="0"/>
-              <w:spacing w:before="0" w:after="283"/>
-              <w:jc w:val="center"/>
-              <w:rPr/>
-            </w:pPr>
-            <w:r>
-              <w:rPr/>
+              <w:bidi w:val="0"/>
+              <w:spacing w:before="0" w:after="283"/>
+              <w:jc w:val="left"/>
+              <w:rPr>
+                <w:color w:val="FFFFFF"/>
+              </w:rPr>
+            </w:pPr>
+            <w:r>
+              <w:rPr>
+                <w:color w:val="FFFFFF"/>
+              </w:rPr>
               <w:t>Disposition</w:t>
             </w:r>
           </w:p>
@@ -2137,8 +2651,12 @@
         <w:trPr/>
         <w:tc>
           <w:tcPr>
-            <w:tcW w:w="5334" w:type="dxa"/>
-            <w:tcBorders/>
+            <w:tcW w:w="5328" w:type="dxa"/>
+            <w:tcBorders>
+              <w:left w:val="single" w:sz="6" w:space="0" w:color="BFC7D5"/>
+              <w:bottom w:val="single" w:sz="2" w:space="0" w:color="BFC7D5"/>
+              <w:right w:val="single" w:sz="6" w:space="0" w:color="BFC7D5"/>
+            </w:tcBorders>
             <w:vAlign w:val="center"/>
           </w:tcPr>
           <w:p>
@@ -2157,8 +2675,12 @@
         </w:tc>
         <w:tc>
           <w:tcPr>
-            <w:tcW w:w="3107" w:type="dxa"/>
-            <w:tcBorders/>
+            <w:tcW w:w="3123" w:type="dxa"/>
+            <w:tcBorders>
+              <w:left w:val="single" w:sz="2" w:space="0" w:color="BFC7D5"/>
+              <w:bottom w:val="single" w:sz="2" w:space="0" w:color="BFC7D5"/>
+              <w:right w:val="single" w:sz="6" w:space="0" w:color="BFC7D5"/>
+            </w:tcBorders>
             <w:vAlign w:val="center"/>
           </w:tcPr>
           <w:p>
@@ -2177,8 +2699,12 @@
         </w:tc>
         <w:tc>
           <w:tcPr>
-            <w:tcW w:w="2898" w:type="dxa"/>
-            <w:tcBorders/>
+            <w:tcW w:w="2888" w:type="dxa"/>
+            <w:tcBorders>
+              <w:left w:val="single" w:sz="2" w:space="0" w:color="BFC7D5"/>
+              <w:bottom w:val="single" w:sz="2" w:space="0" w:color="BFC7D5"/>
+              <w:right w:val="single" w:sz="6" w:space="0" w:color="BFC7D5"/>
+            </w:tcBorders>
             <w:vAlign w:val="center"/>
           </w:tcPr>
           <w:p>
@@ -2200,8 +2726,12 @@
         <w:trPr/>
         <w:tc>
           <w:tcPr>
-            <w:tcW w:w="5334" w:type="dxa"/>
-            <w:tcBorders/>
+            <w:tcW w:w="5328" w:type="dxa"/>
+            <w:tcBorders>
+              <w:left w:val="single" w:sz="6" w:space="0" w:color="BFC7D5"/>
+              <w:bottom w:val="single" w:sz="2" w:space="0" w:color="BFC7D5"/>
+              <w:right w:val="single" w:sz="6" w:space="0" w:color="BFC7D5"/>
+            </w:tcBorders>
             <w:vAlign w:val="center"/>
           </w:tcPr>
           <w:p>
@@ -2220,8 +2750,12 @@
         </w:tc>
         <w:tc>
           <w:tcPr>
-            <w:tcW w:w="3107" w:type="dxa"/>
-            <w:tcBorders/>
+            <w:tcW w:w="3123" w:type="dxa"/>
+            <w:tcBorders>
+              <w:left w:val="single" w:sz="2" w:space="0" w:color="BFC7D5"/>
+              <w:bottom w:val="single" w:sz="2" w:space="0" w:color="BFC7D5"/>
+              <w:right w:val="single" w:sz="6" w:space="0" w:color="BFC7D5"/>
+            </w:tcBorders>
             <w:vAlign w:val="center"/>
           </w:tcPr>
           <w:p>
@@ -2240,8 +2774,12 @@
         </w:tc>
         <w:tc>
           <w:tcPr>
-            <w:tcW w:w="2898" w:type="dxa"/>
-            <w:tcBorders/>
+            <w:tcW w:w="2888" w:type="dxa"/>
+            <w:tcBorders>
+              <w:left w:val="single" w:sz="2" w:space="0" w:color="BFC7D5"/>
+              <w:bottom w:val="single" w:sz="2" w:space="0" w:color="BFC7D5"/>
+              <w:right w:val="single" w:sz="6" w:space="0" w:color="BFC7D5"/>
+            </w:tcBorders>
             <w:vAlign w:val="center"/>
           </w:tcPr>
           <w:p>
@@ -2263,8 +2801,12 @@
         <w:trPr/>
         <w:tc>
           <w:tcPr>
-            <w:tcW w:w="5334" w:type="dxa"/>
-            <w:tcBorders/>
+            <w:tcW w:w="5328" w:type="dxa"/>
+            <w:tcBorders>
+              <w:left w:val="single" w:sz="6" w:space="0" w:color="BFC7D5"/>
+              <w:bottom w:val="single" w:sz="2" w:space="0" w:color="BFC7D5"/>
+              <w:right w:val="single" w:sz="6" w:space="0" w:color="BFC7D5"/>
+            </w:tcBorders>
             <w:vAlign w:val="center"/>
           </w:tcPr>
           <w:p>
@@ -2283,8 +2825,12 @@
         </w:tc>
         <w:tc>
           <w:tcPr>
-            <w:tcW w:w="3107" w:type="dxa"/>
-            <w:tcBorders/>
+            <w:tcW w:w="3123" w:type="dxa"/>
+            <w:tcBorders>
+              <w:left w:val="single" w:sz="2" w:space="0" w:color="BFC7D5"/>
+              <w:bottom w:val="single" w:sz="2" w:space="0" w:color="BFC7D5"/>
+              <w:right w:val="single" w:sz="6" w:space="0" w:color="BFC7D5"/>
+            </w:tcBorders>
             <w:vAlign w:val="center"/>
           </w:tcPr>
           <w:p>
@@ -2303,8 +2849,12 @@
         </w:tc>
         <w:tc>
           <w:tcPr>
-            <w:tcW w:w="2898" w:type="dxa"/>
-            <w:tcBorders/>
+            <w:tcW w:w="2888" w:type="dxa"/>
+            <w:tcBorders>
+              <w:left w:val="single" w:sz="2" w:space="0" w:color="BFC7D5"/>
+              <w:bottom w:val="single" w:sz="2" w:space="0" w:color="BFC7D5"/>
+              <w:right w:val="single" w:sz="6" w:space="0" w:color="BFC7D5"/>
+            </w:tcBorders>
             <w:vAlign w:val="center"/>
           </w:tcPr>
           <w:p>
@@ -2326,8 +2876,12 @@
         <w:trPr/>
         <w:tc>
           <w:tcPr>
-            <w:tcW w:w="5334" w:type="dxa"/>
-            <w:tcBorders/>
+            <w:tcW w:w="5328" w:type="dxa"/>
+            <w:tcBorders>
+              <w:left w:val="single" w:sz="6" w:space="0" w:color="BFC7D5"/>
+              <w:bottom w:val="single" w:sz="2" w:space="0" w:color="BFC7D5"/>
+              <w:right w:val="single" w:sz="6" w:space="0" w:color="BFC7D5"/>
+            </w:tcBorders>
             <w:vAlign w:val="center"/>
           </w:tcPr>
           <w:p>
@@ -2346,8 +2900,12 @@
         </w:tc>
         <w:tc>
           <w:tcPr>
-            <w:tcW w:w="3107" w:type="dxa"/>
-            <w:tcBorders/>
+            <w:tcW w:w="3123" w:type="dxa"/>
+            <w:tcBorders>
+              <w:left w:val="single" w:sz="2" w:space="0" w:color="BFC7D5"/>
+              <w:bottom w:val="single" w:sz="2" w:space="0" w:color="BFC7D5"/>
+              <w:right w:val="single" w:sz="6" w:space="0" w:color="BFC7D5"/>
+            </w:tcBorders>
             <w:vAlign w:val="center"/>
           </w:tcPr>
           <w:p>
@@ -2366,8 +2924,12 @@
         </w:tc>
         <w:tc>
           <w:tcPr>
-            <w:tcW w:w="2898" w:type="dxa"/>
-            <w:tcBorders/>
+            <w:tcW w:w="2888" w:type="dxa"/>
+            <w:tcBorders>
+              <w:left w:val="single" w:sz="2" w:space="0" w:color="BFC7D5"/>
+              <w:bottom w:val="single" w:sz="2" w:space="0" w:color="BFC7D5"/>
+              <w:right w:val="single" w:sz="6" w:space="0" w:color="BFC7D5"/>
+            </w:tcBorders>
             <w:vAlign w:val="center"/>
           </w:tcPr>
           <w:p>
@@ -2389,8 +2951,12 @@
         <w:trPr/>
         <w:tc>
           <w:tcPr>
-            <w:tcW w:w="5334" w:type="dxa"/>
-            <w:tcBorders/>
+            <w:tcW w:w="5328" w:type="dxa"/>
+            <w:tcBorders>
+              <w:left w:val="single" w:sz="6" w:space="0" w:color="BFC7D5"/>
+              <w:bottom w:val="single" w:sz="2" w:space="0" w:color="BFC7D5"/>
+              <w:right w:val="single" w:sz="6" w:space="0" w:color="BFC7D5"/>
+            </w:tcBorders>
             <w:vAlign w:val="center"/>
           </w:tcPr>
           <w:p>
@@ -2409,8 +2975,12 @@
         </w:tc>
         <w:tc>
           <w:tcPr>
-            <w:tcW w:w="3107" w:type="dxa"/>
-            <w:tcBorders/>
+            <w:tcW w:w="3123" w:type="dxa"/>
+            <w:tcBorders>
+              <w:left w:val="single" w:sz="2" w:space="0" w:color="BFC7D5"/>
+              <w:bottom w:val="single" w:sz="2" w:space="0" w:color="BFC7D5"/>
+              <w:right w:val="single" w:sz="6" w:space="0" w:color="BFC7D5"/>
+            </w:tcBorders>
             <w:vAlign w:val="center"/>
           </w:tcPr>
           <w:p>
@@ -2429,8 +2999,12 @@
         </w:tc>
         <w:tc>
           <w:tcPr>
-            <w:tcW w:w="2898" w:type="dxa"/>
-            <w:tcBorders/>
+            <w:tcW w:w="2888" w:type="dxa"/>
+            <w:tcBorders>
+              <w:left w:val="single" w:sz="2" w:space="0" w:color="BFC7D5"/>
+              <w:bottom w:val="single" w:sz="2" w:space="0" w:color="BFC7D5"/>
+              <w:right w:val="single" w:sz="6" w:space="0" w:color="BFC7D5"/>
+            </w:tcBorders>
             <w:vAlign w:val="center"/>
           </w:tcPr>
           <w:p>
@@ -2452,8 +3026,12 @@
         <w:trPr/>
         <w:tc>
           <w:tcPr>
-            <w:tcW w:w="5334" w:type="dxa"/>
-            <w:tcBorders/>
+            <w:tcW w:w="5328" w:type="dxa"/>
+            <w:tcBorders>
+              <w:left w:val="single" w:sz="6" w:space="0" w:color="BFC7D5"/>
+              <w:bottom w:val="single" w:sz="2" w:space="0" w:color="BFC7D5"/>
+              <w:right w:val="single" w:sz="6" w:space="0" w:color="BFC7D5"/>
+            </w:tcBorders>
             <w:vAlign w:val="center"/>
           </w:tcPr>
           <w:p>
@@ -2472,8 +3050,12 @@
         </w:tc>
         <w:tc>
           <w:tcPr>
-            <w:tcW w:w="3107" w:type="dxa"/>
-            <w:tcBorders/>
+            <w:tcW w:w="3123" w:type="dxa"/>
+            <w:tcBorders>
+              <w:left w:val="single" w:sz="2" w:space="0" w:color="BFC7D5"/>
+              <w:bottom w:val="single" w:sz="2" w:space="0" w:color="BFC7D5"/>
+              <w:right w:val="single" w:sz="6" w:space="0" w:color="BFC7D5"/>
+            </w:tcBorders>
             <w:vAlign w:val="center"/>
           </w:tcPr>
           <w:p>
@@ -2492,8 +3074,12 @@
         </w:tc>
         <w:tc>
           <w:tcPr>
-            <w:tcW w:w="2898" w:type="dxa"/>
-            <w:tcBorders/>
+            <w:tcW w:w="2888" w:type="dxa"/>
+            <w:tcBorders>
+              <w:left w:val="single" w:sz="2" w:space="0" w:color="BFC7D5"/>
+              <w:bottom w:val="single" w:sz="2" w:space="0" w:color="BFC7D5"/>
+              <w:right w:val="single" w:sz="6" w:space="0" w:color="BFC7D5"/>
+            </w:tcBorders>
             <w:vAlign w:val="center"/>
           </w:tcPr>
           <w:p>
@@ -2515,8 +3101,12 @@
         <w:trPr/>
         <w:tc>
           <w:tcPr>
-            <w:tcW w:w="5334" w:type="dxa"/>
-            <w:tcBorders/>
+            <w:tcW w:w="5328" w:type="dxa"/>
+            <w:tcBorders>
+              <w:left w:val="single" w:sz="6" w:space="0" w:color="BFC7D5"/>
+              <w:bottom w:val="single" w:sz="2" w:space="0" w:color="BFC7D5"/>
+              <w:right w:val="single" w:sz="6" w:space="0" w:color="BFC7D5"/>
+            </w:tcBorders>
             <w:vAlign w:val="center"/>
           </w:tcPr>
           <w:p>
@@ -2535,8 +3125,12 @@
         </w:tc>
         <w:tc>
           <w:tcPr>
-            <w:tcW w:w="3107" w:type="dxa"/>
-            <w:tcBorders/>
+            <w:tcW w:w="3123" w:type="dxa"/>
+            <w:tcBorders>
+              <w:left w:val="single" w:sz="2" w:space="0" w:color="BFC7D5"/>
+              <w:bottom w:val="single" w:sz="2" w:space="0" w:color="BFC7D5"/>
+              <w:right w:val="single" w:sz="6" w:space="0" w:color="BFC7D5"/>
+            </w:tcBorders>
             <w:vAlign w:val="center"/>
           </w:tcPr>
           <w:p>
@@ -2555,8 +3149,12 @@
         </w:tc>
         <w:tc>
           <w:tcPr>
-            <w:tcW w:w="2898" w:type="dxa"/>
-            <w:tcBorders/>
+            <w:tcW w:w="2888" w:type="dxa"/>
+            <w:tcBorders>
+              <w:left w:val="single" w:sz="2" w:space="0" w:color="BFC7D5"/>
+              <w:bottom w:val="single" w:sz="2" w:space="0" w:color="BFC7D5"/>
+              <w:right w:val="single" w:sz="6" w:space="0" w:color="BFC7D5"/>
+            </w:tcBorders>
             <w:vAlign w:val="center"/>
           </w:tcPr>
           <w:p>
@@ -2578,8 +3176,12 @@
         <w:trPr/>
         <w:tc>
           <w:tcPr>
-            <w:tcW w:w="5334" w:type="dxa"/>
-            <w:tcBorders/>
+            <w:tcW w:w="5328" w:type="dxa"/>
+            <w:tcBorders>
+              <w:left w:val="single" w:sz="6" w:space="0" w:color="BFC7D5"/>
+              <w:bottom w:val="single" w:sz="2" w:space="0" w:color="BFC7D5"/>
+              <w:right w:val="single" w:sz="6" w:space="0" w:color="BFC7D5"/>
+            </w:tcBorders>
             <w:vAlign w:val="center"/>
           </w:tcPr>
           <w:p>
@@ -2598,8 +3200,12 @@
         </w:tc>
         <w:tc>
           <w:tcPr>
-            <w:tcW w:w="3107" w:type="dxa"/>
-            <w:tcBorders/>
+            <w:tcW w:w="3123" w:type="dxa"/>
+            <w:tcBorders>
+              <w:left w:val="single" w:sz="2" w:space="0" w:color="BFC7D5"/>
+              <w:bottom w:val="single" w:sz="2" w:space="0" w:color="BFC7D5"/>
+              <w:right w:val="single" w:sz="6" w:space="0" w:color="BFC7D5"/>
+            </w:tcBorders>
             <w:vAlign w:val="center"/>
           </w:tcPr>
           <w:p>
@@ -2618,8 +3224,12 @@
         </w:tc>
         <w:tc>
           <w:tcPr>
-            <w:tcW w:w="2898" w:type="dxa"/>
-            <w:tcBorders/>
+            <w:tcW w:w="2888" w:type="dxa"/>
+            <w:tcBorders>
+              <w:left w:val="single" w:sz="2" w:space="0" w:color="BFC7D5"/>
+              <w:bottom w:val="single" w:sz="2" w:space="0" w:color="BFC7D5"/>
+              <w:right w:val="single" w:sz="6" w:space="0" w:color="BFC7D5"/>
+            </w:tcBorders>
             <w:vAlign w:val="center"/>
           </w:tcPr>
           <w:p>
@@ -2641,8 +3251,12 @@
         <w:trPr/>
         <w:tc>
           <w:tcPr>
-            <w:tcW w:w="5334" w:type="dxa"/>
-            <w:tcBorders/>
+            <w:tcW w:w="5328" w:type="dxa"/>
+            <w:tcBorders>
+              <w:left w:val="single" w:sz="6" w:space="0" w:color="BFC7D5"/>
+              <w:bottom w:val="single" w:sz="6" w:space="0" w:color="BFC7D5"/>
+              <w:right w:val="single" w:sz="6" w:space="0" w:color="BFC7D5"/>
+            </w:tcBorders>
             <w:vAlign w:val="center"/>
           </w:tcPr>
           <w:p>
@@ -2661,8 +3275,12 @@
         </w:tc>
         <w:tc>
           <w:tcPr>
-            <w:tcW w:w="3107" w:type="dxa"/>
-            <w:tcBorders/>
+            <w:tcW w:w="3123" w:type="dxa"/>
+            <w:tcBorders>
+              <w:left w:val="single" w:sz="2" w:space="0" w:color="BFC7D5"/>
+              <w:bottom w:val="single" w:sz="6" w:space="0" w:color="BFC7D5"/>
+              <w:right w:val="single" w:sz="6" w:space="0" w:color="BFC7D5"/>
+            </w:tcBorders>
             <w:vAlign w:val="center"/>
           </w:tcPr>
           <w:p>
@@ -2681,8 +3299,12 @@
         </w:tc>
         <w:tc>
           <w:tcPr>
-            <w:tcW w:w="2898" w:type="dxa"/>
-            <w:tcBorders/>
+            <w:tcW w:w="2888" w:type="dxa"/>
+            <w:tcBorders>
+              <w:left w:val="single" w:sz="2" w:space="0" w:color="BFC7D5"/>
+              <w:bottom w:val="single" w:sz="6" w:space="0" w:color="BFC7D5"/>
+              <w:right w:val="single" w:sz="6" w:space="0" w:color="BFC7D5"/>
+            </w:tcBorders>
             <w:vAlign w:val="center"/>
           </w:tcPr>
           <w:p>
@@ -2757,21 +3379,21 @@
     </w:p>
     <w:tbl>
       <w:tblPr>
-        <w:tblW w:w="11339" w:type="dxa"/>
+        <w:tblW w:w="5000" w:type="pct"/>
         <w:jc w:val="left"/>
-        <w:tblInd w:w="0" w:type="dxa"/>
+        <w:tblInd w:w="-7" w:type="dxa"/>
         <w:tblLayout w:type="fixed"/>
         <w:tblCellMar>
-          <w:top w:w="28" w:type="dxa"/>
-          <w:left w:w="28" w:type="dxa"/>
-          <w:bottom w:w="28" w:type="dxa"/>
-          <w:right w:w="28" w:type="dxa"/>
+          <w:top w:w="60" w:type="dxa"/>
+          <w:left w:w="60" w:type="dxa"/>
+          <w:bottom w:w="60" w:type="dxa"/>
+          <w:right w:w="60" w:type="dxa"/>
         </w:tblCellMar>
       </w:tblPr>
       <w:tblGrid>
-        <w:gridCol w:w="3632"/>
-        <w:gridCol w:w="3432"/>
-        <w:gridCol w:w="4275"/>
+        <w:gridCol w:w="3641"/>
+        <w:gridCol w:w="3446"/>
+        <w:gridCol w:w="4252"/>
       </w:tblGrid>
       <w:tr>
         <w:trPr>
@@ -2779,66 +3401,90 @@
         </w:trPr>
         <w:tc>
           <w:tcPr>
-            <w:tcW w:w="3632" w:type="dxa"/>
-            <w:tcBorders/>
+            <w:tcW w:w="3641" w:type="dxa"/>
+            <w:tcBorders>
+              <w:top w:val="single" w:sz="6" w:space="0" w:color="BFC7D5"/>
+              <w:left w:val="single" w:sz="6" w:space="0" w:color="BFC7D5"/>
+              <w:bottom w:val="single" w:sz="2" w:space="0" w:color="BFC7D5"/>
+              <w:right w:val="single" w:sz="6" w:space="0" w:color="BFC7D5"/>
+            </w:tcBorders>
+            <w:shd w:fill="1F3A5F" w:val="clear"/>
             <w:vAlign w:val="center"/>
           </w:tcPr>
           <w:p>
             <w:pPr>
               <w:pStyle w:val="TableHeading"/>
-              <w:suppressLineNumbers/>
-              <w:shd w:fill="1F3A5F" w:val="clear"/>
-              <w:bidi w:val="0"/>
-              <w:spacing w:before="0" w:after="283"/>
-              <w:jc w:val="center"/>
-              <w:rPr/>
-            </w:pPr>
-            <w:r>
-              <w:rPr/>
+              <w:bidi w:val="0"/>
+              <w:spacing w:before="0" w:after="283"/>
+              <w:jc w:val="left"/>
+              <w:rPr>
+                <w:color w:val="FFFFFF"/>
+              </w:rPr>
+            </w:pPr>
+            <w:r>
+              <w:rPr>
+                <w:color w:val="FFFFFF"/>
+              </w:rPr>
               <w:t>Never commit</w:t>
             </w:r>
           </w:p>
         </w:tc>
         <w:tc>
           <w:tcPr>
-            <w:tcW w:w="3432" w:type="dxa"/>
-            <w:tcBorders/>
+            <w:tcW w:w="3446" w:type="dxa"/>
+            <w:tcBorders>
+              <w:top w:val="single" w:sz="6" w:space="0" w:color="BFC7D5"/>
+              <w:left w:val="single" w:sz="2" w:space="0" w:color="BFC7D5"/>
+              <w:bottom w:val="single" w:sz="2" w:space="0" w:color="BFC7D5"/>
+              <w:right w:val="single" w:sz="6" w:space="0" w:color="BFC7D5"/>
+            </w:tcBorders>
+            <w:shd w:fill="1F3A5F" w:val="clear"/>
             <w:vAlign w:val="center"/>
           </w:tcPr>
           <w:p>
             <w:pPr>
               <w:pStyle w:val="TableHeading"/>
-              <w:suppressLineNumbers/>
-              <w:shd w:fill="1F3A5F" w:val="clear"/>
-              <w:bidi w:val="0"/>
-              <w:spacing w:before="0" w:after="283"/>
-              <w:jc w:val="center"/>
-              <w:rPr/>
-            </w:pPr>
-            <w:r>
-              <w:rPr/>
+              <w:bidi w:val="0"/>
+              <w:spacing w:before="0" w:after="283"/>
+              <w:jc w:val="left"/>
+              <w:rPr>
+                <w:color w:val="FFFFFF"/>
+              </w:rPr>
+            </w:pPr>
+            <w:r>
+              <w:rPr>
+                <w:color w:val="FFFFFF"/>
+              </w:rPr>
               <w:t>Why</w:t>
             </w:r>
           </w:p>
         </w:tc>
         <w:tc>
           <w:tcPr>
-            <w:tcW w:w="4275" w:type="dxa"/>
-            <w:tcBorders/>
+            <w:tcW w:w="4252" w:type="dxa"/>
+            <w:tcBorders>
+              <w:top w:val="single" w:sz="6" w:space="0" w:color="BFC7D5"/>
+              <w:left w:val="single" w:sz="2" w:space="0" w:color="BFC7D5"/>
+              <w:bottom w:val="single" w:sz="2" w:space="0" w:color="BFC7D5"/>
+              <w:right w:val="single" w:sz="6" w:space="0" w:color="BFC7D5"/>
+            </w:tcBorders>
+            <w:shd w:fill="1F3A5F" w:val="clear"/>
             <w:vAlign w:val="center"/>
           </w:tcPr>
           <w:p>
             <w:pPr>
               <w:pStyle w:val="TableHeading"/>
-              <w:suppressLineNumbers/>
-              <w:shd w:fill="1F3A5F" w:val="clear"/>
-              <w:bidi w:val="0"/>
-              <w:spacing w:before="0" w:after="283"/>
-              <w:jc w:val="center"/>
-              <w:rPr/>
-            </w:pPr>
-            <w:r>
-              <w:rPr/>
+              <w:bidi w:val="0"/>
+              <w:spacing w:before="0" w:after="283"/>
+              <w:jc w:val="left"/>
+              <w:rPr>
+                <w:color w:val="FFFFFF"/>
+              </w:rPr>
+            </w:pPr>
+            <w:r>
+              <w:rPr>
+                <w:color w:val="FFFFFF"/>
+              </w:rPr>
               <w:t>Control</w:t>
             </w:r>
           </w:p>
@@ -2848,8 +3494,12 @@
         <w:trPr/>
         <w:tc>
           <w:tcPr>
-            <w:tcW w:w="3632" w:type="dxa"/>
-            <w:tcBorders/>
+            <w:tcW w:w="3641" w:type="dxa"/>
+            <w:tcBorders>
+              <w:left w:val="single" w:sz="6" w:space="0" w:color="BFC7D5"/>
+              <w:bottom w:val="single" w:sz="2" w:space="0" w:color="BFC7D5"/>
+              <w:right w:val="single" w:sz="6" w:space="0" w:color="BFC7D5"/>
+            </w:tcBorders>
             <w:vAlign w:val="center"/>
           </w:tcPr>
           <w:p>
@@ -2868,8 +3518,12 @@
         </w:tc>
         <w:tc>
           <w:tcPr>
-            <w:tcW w:w="3432" w:type="dxa"/>
-            <w:tcBorders/>
+            <w:tcW w:w="3446" w:type="dxa"/>
+            <w:tcBorders>
+              <w:left w:val="single" w:sz="2" w:space="0" w:color="BFC7D5"/>
+              <w:bottom w:val="single" w:sz="2" w:space="0" w:color="BFC7D5"/>
+              <w:right w:val="single" w:sz="6" w:space="0" w:color="BFC7D5"/>
+            </w:tcBorders>
             <w:vAlign w:val="center"/>
           </w:tcPr>
           <w:p>
@@ -2888,8 +3542,12 @@
         </w:tc>
         <w:tc>
           <w:tcPr>
-            <w:tcW w:w="4275" w:type="dxa"/>
-            <w:tcBorders/>
+            <w:tcW w:w="4252" w:type="dxa"/>
+            <w:tcBorders>
+              <w:left w:val="single" w:sz="2" w:space="0" w:color="BFC7D5"/>
+              <w:bottom w:val="single" w:sz="2" w:space="0" w:color="BFC7D5"/>
+              <w:right w:val="single" w:sz="6" w:space="0" w:color="BFC7D5"/>
+            </w:tcBorders>
             <w:vAlign w:val="center"/>
           </w:tcPr>
           <w:p>
@@ -2943,8 +3601,12 @@
         <w:trPr/>
         <w:tc>
           <w:tcPr>
-            <w:tcW w:w="3632" w:type="dxa"/>
-            <w:tcBorders/>
+            <w:tcW w:w="3641" w:type="dxa"/>
+            <w:tcBorders>
+              <w:left w:val="single" w:sz="6" w:space="0" w:color="BFC7D5"/>
+              <w:bottom w:val="single" w:sz="2" w:space="0" w:color="BFC7D5"/>
+              <w:right w:val="single" w:sz="6" w:space="0" w:color="BFC7D5"/>
+            </w:tcBorders>
             <w:vAlign w:val="center"/>
           </w:tcPr>
           <w:p>
@@ -2963,8 +3625,12 @@
         </w:tc>
         <w:tc>
           <w:tcPr>
-            <w:tcW w:w="3432" w:type="dxa"/>
-            <w:tcBorders/>
+            <w:tcW w:w="3446" w:type="dxa"/>
+            <w:tcBorders>
+              <w:left w:val="single" w:sz="2" w:space="0" w:color="BFC7D5"/>
+              <w:bottom w:val="single" w:sz="2" w:space="0" w:color="BFC7D5"/>
+              <w:right w:val="single" w:sz="6" w:space="0" w:color="BFC7D5"/>
+            </w:tcBorders>
             <w:vAlign w:val="center"/>
           </w:tcPr>
           <w:p>
@@ -2983,8 +3649,12 @@
         </w:tc>
         <w:tc>
           <w:tcPr>
-            <w:tcW w:w="4275" w:type="dxa"/>
-            <w:tcBorders/>
+            <w:tcW w:w="4252" w:type="dxa"/>
+            <w:tcBorders>
+              <w:left w:val="single" w:sz="2" w:space="0" w:color="BFC7D5"/>
+              <w:bottom w:val="single" w:sz="2" w:space="0" w:color="BFC7D5"/>
+              <w:right w:val="single" w:sz="6" w:space="0" w:color="BFC7D5"/>
+            </w:tcBorders>
             <w:vAlign w:val="center"/>
           </w:tcPr>
           <w:p>
@@ -3006,8 +3676,12 @@
         <w:trPr/>
         <w:tc>
           <w:tcPr>
-            <w:tcW w:w="3632" w:type="dxa"/>
-            <w:tcBorders/>
+            <w:tcW w:w="3641" w:type="dxa"/>
+            <w:tcBorders>
+              <w:left w:val="single" w:sz="6" w:space="0" w:color="BFC7D5"/>
+              <w:bottom w:val="single" w:sz="2" w:space="0" w:color="BFC7D5"/>
+              <w:right w:val="single" w:sz="6" w:space="0" w:color="BFC7D5"/>
+            </w:tcBorders>
             <w:vAlign w:val="center"/>
           </w:tcPr>
           <w:p>
@@ -3026,8 +3700,12 @@
         </w:tc>
         <w:tc>
           <w:tcPr>
-            <w:tcW w:w="3432" w:type="dxa"/>
-            <w:tcBorders/>
+            <w:tcW w:w="3446" w:type="dxa"/>
+            <w:tcBorders>
+              <w:left w:val="single" w:sz="2" w:space="0" w:color="BFC7D5"/>
+              <w:bottom w:val="single" w:sz="2" w:space="0" w:color="BFC7D5"/>
+              <w:right w:val="single" w:sz="6" w:space="0" w:color="BFC7D5"/>
+            </w:tcBorders>
             <w:vAlign w:val="center"/>
           </w:tcPr>
           <w:p>
@@ -3046,8 +3724,12 @@
         </w:tc>
         <w:tc>
           <w:tcPr>
-            <w:tcW w:w="4275" w:type="dxa"/>
-            <w:tcBorders/>
+            <w:tcW w:w="4252" w:type="dxa"/>
+            <w:tcBorders>
+              <w:left w:val="single" w:sz="2" w:space="0" w:color="BFC7D5"/>
+              <w:bottom w:val="single" w:sz="2" w:space="0" w:color="BFC7D5"/>
+              <w:right w:val="single" w:sz="6" w:space="0" w:color="BFC7D5"/>
+            </w:tcBorders>
             <w:vAlign w:val="center"/>
           </w:tcPr>
           <w:p>
@@ -3069,8 +3751,12 @@
         <w:trPr/>
         <w:tc>
           <w:tcPr>
-            <w:tcW w:w="3632" w:type="dxa"/>
-            <w:tcBorders/>
+            <w:tcW w:w="3641" w:type="dxa"/>
+            <w:tcBorders>
+              <w:left w:val="single" w:sz="6" w:space="0" w:color="BFC7D5"/>
+              <w:bottom w:val="single" w:sz="6" w:space="0" w:color="BFC7D5"/>
+              <w:right w:val="single" w:sz="6" w:space="0" w:color="BFC7D5"/>
+            </w:tcBorders>
             <w:vAlign w:val="center"/>
           </w:tcPr>
           <w:p>
@@ -3089,8 +3775,12 @@
         </w:tc>
         <w:tc>
           <w:tcPr>
-            <w:tcW w:w="3432" w:type="dxa"/>
-            <w:tcBorders/>
+            <w:tcW w:w="3446" w:type="dxa"/>
+            <w:tcBorders>
+              <w:left w:val="single" w:sz="2" w:space="0" w:color="BFC7D5"/>
+              <w:bottom w:val="single" w:sz="6" w:space="0" w:color="BFC7D5"/>
+              <w:right w:val="single" w:sz="6" w:space="0" w:color="BFC7D5"/>
+            </w:tcBorders>
             <w:vAlign w:val="center"/>
           </w:tcPr>
           <w:p>
@@ -3109,8 +3799,12 @@
         </w:tc>
         <w:tc>
           <w:tcPr>
-            <w:tcW w:w="4275" w:type="dxa"/>
-            <w:tcBorders/>
+            <w:tcW w:w="4252" w:type="dxa"/>
+            <w:tcBorders>
+              <w:left w:val="single" w:sz="2" w:space="0" w:color="BFC7D5"/>
+              <w:bottom w:val="single" w:sz="6" w:space="0" w:color="BFC7D5"/>
+              <w:right w:val="single" w:sz="6" w:space="0" w:color="BFC7D5"/>
+            </w:tcBorders>
             <w:vAlign w:val="center"/>
           </w:tcPr>
           <w:p>
@@ -3165,20 +3859,20 @@
     </w:p>
     <w:tbl>
       <w:tblPr>
-        <w:tblW w:w="9182" w:type="dxa"/>
+        <w:tblW w:w="5000" w:type="pct"/>
         <w:jc w:val="left"/>
-        <w:tblInd w:w="0" w:type="dxa"/>
+        <w:tblInd w:w="-7" w:type="dxa"/>
         <w:tblLayout w:type="fixed"/>
         <w:tblCellMar>
-          <w:top w:w="28" w:type="dxa"/>
-          <w:left w:w="28" w:type="dxa"/>
-          <w:bottom w:w="28" w:type="dxa"/>
-          <w:right w:w="28" w:type="dxa"/>
+          <w:top w:w="60" w:type="dxa"/>
+          <w:left w:w="60" w:type="dxa"/>
+          <w:bottom w:w="60" w:type="dxa"/>
+          <w:right w:w="60" w:type="dxa"/>
         </w:tblCellMar>
       </w:tblPr>
       <w:tblGrid>
-        <w:gridCol w:w="3466"/>
-        <w:gridCol w:w="5716"/>
+        <w:gridCol w:w="4303"/>
+        <w:gridCol w:w="7035"/>
       </w:tblGrid>
       <w:tr>
         <w:trPr>
@@ -3186,44 +3880,60 @@
         </w:trPr>
         <w:tc>
           <w:tcPr>
-            <w:tcW w:w="3466" w:type="dxa"/>
-            <w:tcBorders/>
+            <w:tcW w:w="4303" w:type="dxa"/>
+            <w:tcBorders>
+              <w:top w:val="single" w:sz="6" w:space="0" w:color="BFC7D5"/>
+              <w:left w:val="single" w:sz="6" w:space="0" w:color="BFC7D5"/>
+              <w:bottom w:val="single" w:sz="2" w:space="0" w:color="BFC7D5"/>
+              <w:right w:val="single" w:sz="6" w:space="0" w:color="BFC7D5"/>
+            </w:tcBorders>
+            <w:shd w:fill="1F3A5F" w:val="clear"/>
             <w:vAlign w:val="center"/>
           </w:tcPr>
           <w:p>
             <w:pPr>
               <w:pStyle w:val="TableHeading"/>
-              <w:suppressLineNumbers/>
-              <w:shd w:fill="1F3A5F" w:val="clear"/>
-              <w:bidi w:val="0"/>
-              <w:spacing w:before="0" w:after="283"/>
-              <w:jc w:val="center"/>
-              <w:rPr/>
-            </w:pPr>
-            <w:r>
-              <w:rPr/>
+              <w:bidi w:val="0"/>
+              <w:spacing w:before="0" w:after="283"/>
+              <w:jc w:val="left"/>
+              <w:rPr>
+                <w:color w:val="FFFFFF"/>
+              </w:rPr>
+            </w:pPr>
+            <w:r>
+              <w:rPr>
+                <w:color w:val="FFFFFF"/>
+              </w:rPr>
               <w:t>Record</w:t>
             </w:r>
           </w:p>
         </w:tc>
         <w:tc>
           <w:tcPr>
-            <w:tcW w:w="5716" w:type="dxa"/>
-            <w:tcBorders/>
+            <w:tcW w:w="7035" w:type="dxa"/>
+            <w:tcBorders>
+              <w:top w:val="single" w:sz="6" w:space="0" w:color="BFC7D5"/>
+              <w:left w:val="single" w:sz="2" w:space="0" w:color="BFC7D5"/>
+              <w:bottom w:val="single" w:sz="2" w:space="0" w:color="BFC7D5"/>
+              <w:right w:val="single" w:sz="6" w:space="0" w:color="BFC7D5"/>
+            </w:tcBorders>
+            <w:shd w:fill="1F3A5F" w:val="clear"/>
             <w:vAlign w:val="center"/>
           </w:tcPr>
           <w:p>
             <w:pPr>
               <w:pStyle w:val="TableHeading"/>
-              <w:suppressLineNumbers/>
-              <w:shd w:fill="1F3A5F" w:val="clear"/>
-              <w:bidi w:val="0"/>
-              <w:spacing w:before="0" w:after="283"/>
-              <w:jc w:val="center"/>
-              <w:rPr/>
-            </w:pPr>
-            <w:r>
-              <w:rPr/>
+              <w:bidi w:val="0"/>
+              <w:spacing w:before="0" w:after="283"/>
+              <w:jc w:val="left"/>
+              <w:rPr>
+                <w:color w:val="FFFFFF"/>
+              </w:rPr>
+            </w:pPr>
+            <w:r>
+              <w:rPr>
+                <w:color w:val="FFFFFF"/>
+              </w:rPr>
               <w:t>Location</w:t>
             </w:r>
           </w:p>
@@ -3233,8 +3943,12 @@
         <w:trPr/>
         <w:tc>
           <w:tcPr>
-            <w:tcW w:w="3466" w:type="dxa"/>
-            <w:tcBorders/>
+            <w:tcW w:w="4303" w:type="dxa"/>
+            <w:tcBorders>
+              <w:left w:val="single" w:sz="6" w:space="0" w:color="BFC7D5"/>
+              <w:bottom w:val="single" w:sz="2" w:space="0" w:color="BFC7D5"/>
+              <w:right w:val="single" w:sz="6" w:space="0" w:color="BFC7D5"/>
+            </w:tcBorders>
             <w:vAlign w:val="center"/>
           </w:tcPr>
           <w:p>
@@ -3253,8 +3967,12 @@
         </w:tc>
         <w:tc>
           <w:tcPr>
-            <w:tcW w:w="5716" w:type="dxa"/>
-            <w:tcBorders/>
+            <w:tcW w:w="7035" w:type="dxa"/>
+            <w:tcBorders>
+              <w:left w:val="single" w:sz="2" w:space="0" w:color="BFC7D5"/>
+              <w:bottom w:val="single" w:sz="2" w:space="0" w:color="BFC7D5"/>
+              <w:right w:val="single" w:sz="6" w:space="0" w:color="BFC7D5"/>
+            </w:tcBorders>
             <w:vAlign w:val="center"/>
           </w:tcPr>
           <w:p>
@@ -3278,8 +3996,12 @@
         <w:trPr/>
         <w:tc>
           <w:tcPr>
-            <w:tcW w:w="3466" w:type="dxa"/>
-            <w:tcBorders/>
+            <w:tcW w:w="4303" w:type="dxa"/>
+            <w:tcBorders>
+              <w:left w:val="single" w:sz="6" w:space="0" w:color="BFC7D5"/>
+              <w:bottom w:val="single" w:sz="2" w:space="0" w:color="BFC7D5"/>
+              <w:right w:val="single" w:sz="6" w:space="0" w:color="BFC7D5"/>
+            </w:tcBorders>
             <w:vAlign w:val="center"/>
           </w:tcPr>
           <w:p>
@@ -3298,8 +4020,12 @@
         </w:tc>
         <w:tc>
           <w:tcPr>
-            <w:tcW w:w="5716" w:type="dxa"/>
-            <w:tcBorders/>
+            <w:tcW w:w="7035" w:type="dxa"/>
+            <w:tcBorders>
+              <w:left w:val="single" w:sz="2" w:space="0" w:color="BFC7D5"/>
+              <w:bottom w:val="single" w:sz="2" w:space="0" w:color="BFC7D5"/>
+              <w:right w:val="single" w:sz="6" w:space="0" w:color="BFC7D5"/>
+            </w:tcBorders>
             <w:vAlign w:val="center"/>
           </w:tcPr>
           <w:p>
@@ -3323,8 +4049,12 @@
         <w:trPr/>
         <w:tc>
           <w:tcPr>
-            <w:tcW w:w="3466" w:type="dxa"/>
-            <w:tcBorders/>
+            <w:tcW w:w="4303" w:type="dxa"/>
+            <w:tcBorders>
+              <w:left w:val="single" w:sz="6" w:space="0" w:color="BFC7D5"/>
+              <w:bottom w:val="single" w:sz="6" w:space="0" w:color="BFC7D5"/>
+              <w:right w:val="single" w:sz="6" w:space="0" w:color="BFC7D5"/>
+            </w:tcBorders>
             <w:vAlign w:val="center"/>
           </w:tcPr>
           <w:p>
@@ -3343,8 +4073,12 @@
         </w:tc>
         <w:tc>
           <w:tcPr>
-            <w:tcW w:w="5716" w:type="dxa"/>
-            <w:tcBorders/>
+            <w:tcW w:w="7035" w:type="dxa"/>
+            <w:tcBorders>
+              <w:left w:val="single" w:sz="2" w:space="0" w:color="BFC7D5"/>
+              <w:bottom w:val="single" w:sz="6" w:space="0" w:color="BFC7D5"/>
+              <w:right w:val="single" w:sz="6" w:space="0" w:color="BFC7D5"/>
+            </w:tcBorders>
             <w:vAlign w:val="center"/>
           </w:tcPr>
           <w:p>
